--- a/src/main/resources/templates/BienBanXetDuyetChoVay.docx
+++ b/src/main/resources/templates/BienBanXetDuyetChoVay.docx
@@ -11,8 +11,6 @@
           <w:sz w:val="24"/>
         </w:rPr>
       </w:pPr>
-      <w:bookmarkStart w:id="0" w:name="_GoBack"/>
-      <w:bookmarkEnd w:id="0"/>
       <w:r>
         <w:rPr>
           <w:rFonts w:ascii="Times New Roman" w:hAnsi="Times New Roman"/>
@@ -376,7 +374,23 @@
           <w:rFonts w:ascii="Times New Roman" w:hAnsi="Times New Roman"/>
           <w:sz w:val="26"/>
         </w:rPr>
-        <w:t xml:space="preserve">: {{gtkht}} </w:t>
+        <w:t>:</w:t>
+      </w:r>
+    </w:p>
+    <w:p>
+      <w:pPr>
+        <w:pStyle w:val="ListParagraph"/>
+        <w:rPr>
+          <w:rFonts w:ascii="Times New Roman" w:hAnsi="Times New Roman"/>
+          <w:sz w:val="26"/>
+        </w:rPr>
+      </w:pPr>
+      <w:r>
+        <w:rPr>
+          <w:rFonts w:ascii="Times New Roman" w:hAnsi="Times New Roman"/>
+          <w:sz w:val="26"/>
+        </w:rPr>
+        <w:t xml:space="preserve">{{gtkht}} </w:t>
       </w:r>
       <w:r>
         <w:rPr>
@@ -419,12 +433,14 @@
     </w:p>
     <w:p>
       <w:pPr>
-        <w:ind w:left="360"/>
-        <w:rPr>
-          <w:rFonts w:ascii="Times New Roman" w:hAnsi="Times New Roman"/>
-          <w:sz w:val="26"/>
-        </w:rPr>
-      </w:pPr>
+        <w:ind w:left="360" w:firstLine="360"/>
+        <w:rPr>
+          <w:rFonts w:ascii="Times New Roman" w:hAnsi="Times New Roman"/>
+          <w:sz w:val="26"/>
+        </w:rPr>
+      </w:pPr>
+      <w:bookmarkStart w:id="0" w:name="_GoBack"/>
+      <w:bookmarkEnd w:id="0"/>
       <w:r>
         <w:rPr>
           <w:rFonts w:ascii="Times New Roman" w:hAnsi="Times New Roman"/>

--- a/src/main/resources/templates/BienBanXetDuyetChoVay.docx
+++ b/src/main/resources/templates/BienBanXetDuyetChoVay.docx
@@ -439,6 +439,1035 @@
           <w:sz w:val="26"/>
         </w:rPr>
       </w:pPr>
+      <w:r>
+        <w:rPr>
+          <w:rFonts w:ascii="Times New Roman" w:hAnsi="Times New Roman"/>
+          <w:sz w:val="26"/>
+        </w:rPr>
+        <w:t>Địa chỉ: {{ttkh}}.</w:t>
+      </w:r>
+    </w:p>
+    <w:p>
+      <w:pPr>
+        <w:ind w:left="360" w:firstLine="360"/>
+        <w:rPr>
+          <w:rFonts w:ascii="Times New Roman" w:hAnsi="Times New Roman"/>
+          <w:b/>
+          <w:sz w:val="26"/>
+        </w:rPr>
+      </w:pPr>
+      <w:r>
+        <w:rPr>
+          <w:rFonts w:ascii="Times New Roman" w:hAnsi="Times New Roman"/>
+          <w:b/>
+          <w:sz w:val="26"/>
+        </w:rPr>
+        <w:t>I. Thành phần ban tín dụng:</w:t>
+      </w:r>
+    </w:p>
+    <w:p>
+      <w:pPr>
+        <w:ind w:left="360" w:firstLine="360"/>
+        <w:rPr>
+          <w:rFonts w:ascii="Times New Roman" w:hAnsi="Times New Roman"/>
+          <w:sz w:val="26"/>
+        </w:rPr>
+      </w:pPr>
+      <w:r>
+        <w:rPr>
+          <w:rFonts w:ascii="Times New Roman" w:hAnsi="Times New Roman"/>
+          <w:b/>
+          <w:sz w:val="26"/>
+        </w:rPr>
+        <w:tab/>
+      </w:r>
+      <w:r>
+        <w:rPr>
+          <w:rFonts w:ascii="Times New Roman" w:hAnsi="Times New Roman"/>
+          <w:sz w:val="26"/>
+        </w:rPr>
+        <w:t xml:space="preserve">1. </w:t>
+      </w:r>
+      <w:r>
+        <w:rPr>
+          <w:rFonts w:ascii="Times New Roman" w:hAnsi="Times New Roman"/>
+          <w:sz w:val="26"/>
+        </w:rPr>
+        <w:t xml:space="preserve">Bà </w:t>
+      </w:r>
+      <w:r>
+        <w:rPr>
+          <w:rFonts w:ascii="Times New Roman" w:hAnsi="Times New Roman"/>
+          <w:sz w:val="26"/>
+        </w:rPr>
+        <w:t xml:space="preserve">: </w:t>
+      </w:r>
+      <w:r>
+        <w:rPr>
+          <w:rFonts w:ascii="Times New Roman" w:hAnsi="Times New Roman"/>
+          <w:sz w:val="26"/>
+        </w:rPr>
+        <w:t>Phùng Thị Loan</w:t>
+      </w:r>
+      <w:r>
+        <w:rPr>
+          <w:rFonts w:ascii="Times New Roman" w:hAnsi="Times New Roman"/>
+          <w:sz w:val="26"/>
+        </w:rPr>
+        <w:t xml:space="preserve"> </w:t>
+      </w:r>
+      <w:r>
+        <w:rPr>
+          <w:rFonts w:ascii="Times New Roman" w:hAnsi="Times New Roman"/>
+          <w:sz w:val="26"/>
+        </w:rPr>
+        <w:tab/>
+      </w:r>
+      <w:r>
+        <w:rPr>
+          <w:rFonts w:ascii="Times New Roman" w:hAnsi="Times New Roman"/>
+          <w:sz w:val="26"/>
+        </w:rPr>
+        <w:t xml:space="preserve">      </w:t>
+      </w:r>
+      <w:r>
+        <w:rPr>
+          <w:rFonts w:ascii="Times New Roman" w:hAnsi="Times New Roman"/>
+          <w:sz w:val="26"/>
+        </w:rPr>
+        <w:t>- Trưởng ban</w:t>
+      </w:r>
+    </w:p>
+    <w:p>
+      <w:pPr>
+        <w:ind w:left="360" w:firstLine="360"/>
+        <w:rPr>
+          <w:rFonts w:ascii="Times New Roman" w:hAnsi="Times New Roman"/>
+          <w:sz w:val="26"/>
+        </w:rPr>
+      </w:pPr>
+      <w:r>
+        <w:rPr>
+          <w:rFonts w:ascii="Times New Roman" w:hAnsi="Times New Roman"/>
+          <w:sz w:val="26"/>
+        </w:rPr>
+        <w:tab/>
+        <w:t xml:space="preserve">2. </w:t>
+      </w:r>
+      <w:r>
+        <w:rPr>
+          <w:rFonts w:ascii="Times New Roman" w:hAnsi="Times New Roman"/>
+          <w:sz w:val="26"/>
+        </w:rPr>
+        <w:t xml:space="preserve">Ông: Dương Quang Tuấn     </w:t>
+      </w:r>
+      <w:r>
+        <w:rPr>
+          <w:rFonts w:ascii="Times New Roman" w:hAnsi="Times New Roman"/>
+          <w:sz w:val="26"/>
+        </w:rPr>
+        <w:t>- Ủy viên</w:t>
+      </w:r>
+    </w:p>
+    <w:p>
+      <w:pPr>
+        <w:ind w:left="360" w:firstLine="360"/>
+        <w:rPr>
+          <w:rFonts w:ascii="Times New Roman" w:hAnsi="Times New Roman"/>
+          <w:sz w:val="26"/>
+        </w:rPr>
+      </w:pPr>
+      <w:r>
+        <w:rPr>
+          <w:rFonts w:ascii="Times New Roman" w:hAnsi="Times New Roman"/>
+          <w:sz w:val="26"/>
+        </w:rPr>
+        <w:tab/>
+        <w:t>3.</w:t>
+      </w:r>
+      <w:r>
+        <w:rPr>
+          <w:rFonts w:ascii="Times New Roman" w:hAnsi="Times New Roman"/>
+          <w:sz w:val="26"/>
+        </w:rPr>
+        <w:t xml:space="preserve"> Ông:</w:t>
+      </w:r>
+      <w:r>
+        <w:rPr>
+          <w:rFonts w:ascii="Times New Roman" w:hAnsi="Times New Roman"/>
+          <w:sz w:val="26"/>
+        </w:rPr>
+        <w:t xml:space="preserve"> Vũ Xuân Long</w:t>
+      </w:r>
+      <w:r>
+        <w:rPr>
+          <w:rFonts w:ascii="Times New Roman" w:hAnsi="Times New Roman"/>
+          <w:sz w:val="26"/>
+        </w:rPr>
+        <w:tab/>
+      </w:r>
+      <w:r>
+        <w:rPr>
+          <w:rFonts w:ascii="Times New Roman" w:hAnsi="Times New Roman"/>
+          <w:sz w:val="26"/>
+        </w:rPr>
+        <w:t xml:space="preserve">      </w:t>
+      </w:r>
+      <w:r>
+        <w:rPr>
+          <w:rFonts w:ascii="Times New Roman" w:hAnsi="Times New Roman"/>
+          <w:sz w:val="26"/>
+        </w:rPr>
+        <w:t>- Ủ</w:t>
+      </w:r>
+      <w:r>
+        <w:rPr>
+          <w:rFonts w:ascii="Times New Roman" w:hAnsi="Times New Roman"/>
+          <w:sz w:val="26"/>
+        </w:rPr>
+        <w:t xml:space="preserve">y viên </w:t>
+      </w:r>
+    </w:p>
+    <w:p>
+      <w:pPr>
+        <w:ind w:left="360" w:firstLine="360"/>
+        <w:rPr>
+          <w:rFonts w:ascii="Times New Roman" w:hAnsi="Times New Roman"/>
+          <w:sz w:val="26"/>
+        </w:rPr>
+      </w:pPr>
+      <w:r>
+        <w:rPr>
+          <w:rFonts w:ascii="Times New Roman" w:hAnsi="Times New Roman"/>
+          <w:sz w:val="26"/>
+        </w:rPr>
+        <w:tab/>
+        <w:t>Có mặt: 03; Vắng 0</w:t>
+      </w:r>
+    </w:p>
+    <w:p>
+      <w:pPr>
+        <w:ind w:left="360" w:firstLine="360"/>
+        <w:rPr>
+          <w:rFonts w:ascii="Times New Roman" w:hAnsi="Times New Roman"/>
+          <w:b/>
+          <w:sz w:val="26"/>
+        </w:rPr>
+      </w:pPr>
+      <w:r>
+        <w:rPr>
+          <w:rFonts w:ascii="Times New Roman" w:hAnsi="Times New Roman"/>
+          <w:b/>
+          <w:sz w:val="26"/>
+        </w:rPr>
+        <w:t>II. Nội dung cuộc họp</w:t>
+      </w:r>
+      <w:r>
+        <w:rPr>
+          <w:rFonts w:ascii="Times New Roman" w:hAnsi="Times New Roman"/>
+          <w:b/>
+          <w:sz w:val="26"/>
+        </w:rPr>
+        <w:t>:</w:t>
+      </w:r>
+    </w:p>
+    <w:p>
+      <w:pPr>
+        <w:rPr>
+          <w:rFonts w:ascii="Times New Roman" w:hAnsi="Times New Roman"/>
+          <w:sz w:val="26"/>
+        </w:rPr>
+      </w:pPr>
+      <w:r>
+        <w:rPr>
+          <w:rFonts w:ascii="Times New Roman" w:hAnsi="Times New Roman"/>
+          <w:sz w:val="26"/>
+        </w:rPr>
+        <w:t>2.1</w:t>
+      </w:r>
+      <w:r>
+        <w:rPr>
+          <w:rFonts w:ascii="Times New Roman" w:hAnsi="Times New Roman"/>
+          <w:sz w:val="26"/>
+        </w:rPr>
+        <w:t>. Trưởng ban tín dụng thông qua</w:t>
+      </w:r>
+    </w:p>
+    <w:p>
+      <w:pPr>
+        <w:rPr>
+          <w:rFonts w:ascii="Times New Roman" w:hAnsi="Times New Roman"/>
+          <w:sz w:val="26"/>
+        </w:rPr>
+      </w:pPr>
+      <w:r>
+        <w:rPr>
+          <w:rFonts w:ascii="Times New Roman" w:hAnsi="Times New Roman"/>
+          <w:sz w:val="26"/>
+        </w:rPr>
+        <w:t>- Báo cáo kết quả công tác thẩm định của cán bộ tín dụng.</w:t>
+      </w:r>
+    </w:p>
+    <w:p>
+      <w:pPr>
+        <w:rPr>
+          <w:rFonts w:ascii="Times New Roman" w:hAnsi="Times New Roman"/>
+          <w:sz w:val="26"/>
+        </w:rPr>
+      </w:pPr>
+      <w:r>
+        <w:rPr>
+          <w:rFonts w:ascii="Times New Roman" w:hAnsi="Times New Roman"/>
+          <w:sz w:val="26"/>
+        </w:rPr>
+        <w:t>- Thông tin chung về khách hàng: Trên cơ sở thông tin, hồ sơ tài liệu đối với khoản vay của khách hàng đáp ứng đủ điều kiện cho vay, khách hàng không thuộc đối tượng hạn chế, giới hạn cho vay.</w:t>
+      </w:r>
+    </w:p>
+    <w:p>
+      <w:pPr>
+        <w:rPr>
+          <w:rFonts w:ascii="Times New Roman" w:hAnsi="Times New Roman"/>
+          <w:sz w:val="26"/>
+        </w:rPr>
+      </w:pPr>
+      <w:r>
+        <w:rPr>
+          <w:rFonts w:ascii="Times New Roman" w:hAnsi="Times New Roman"/>
+          <w:sz w:val="26"/>
+        </w:rPr>
+        <w:t>- Đánh giá tính đầy đủ, hợp lệ, hợp pháp của hồ sơ vay vốn, điều kiện vay vốn, tính khả thi hiệu quả của phương án.</w:t>
+      </w:r>
+    </w:p>
+    <w:p>
+      <w:pPr>
+        <w:rPr>
+          <w:rFonts w:ascii="Times New Roman" w:hAnsi="Times New Roman"/>
+          <w:sz w:val="26"/>
+        </w:rPr>
+      </w:pPr>
+      <w:r>
+        <w:rPr>
+          <w:rFonts w:ascii="Times New Roman" w:hAnsi="Times New Roman"/>
+          <w:sz w:val="26"/>
+        </w:rPr>
+        <w:t>- Tài sản đảm bảo khoản vay: Đáp ứng đủ điều kiện theo quy định hiện hành của Quỹ tín dụng nhân dan Thái Học.</w:t>
+      </w:r>
+    </w:p>
+    <w:p>
+      <w:pPr>
+        <w:rPr>
+          <w:rFonts w:ascii="Times New Roman" w:hAnsi="Times New Roman"/>
+          <w:sz w:val="26"/>
+        </w:rPr>
+      </w:pPr>
+      <w:r>
+        <w:rPr>
+          <w:rFonts w:ascii="Times New Roman" w:hAnsi="Times New Roman"/>
+          <w:sz w:val="26"/>
+        </w:rPr>
+        <w:t xml:space="preserve">2.2. </w:t>
+      </w:r>
+      <w:r>
+        <w:rPr>
+          <w:rFonts w:ascii="Times New Roman" w:hAnsi="Times New Roman"/>
+          <w:sz w:val="26"/>
+        </w:rPr>
+        <w:t>Các thành viên thảo luận và biểu quyết (theo hình thức giơ tay).</w:t>
+      </w:r>
+    </w:p>
+    <w:p>
+      <w:pPr>
+        <w:rPr>
+          <w:rFonts w:ascii="Times New Roman" w:hAnsi="Times New Roman"/>
+          <w:sz w:val="26"/>
+        </w:rPr>
+      </w:pPr>
+      <w:r>
+        <w:rPr>
+          <w:rFonts w:ascii="Times New Roman" w:hAnsi="Times New Roman"/>
+          <w:sz w:val="26"/>
+        </w:rPr>
+        <w:t>- Số ý kiến tán thành 3/3 = 100% đồng ý cho vay</w:t>
+      </w:r>
+    </w:p>
+    <w:p>
+      <w:pPr>
+        <w:rPr>
+          <w:rFonts w:ascii="Times New Roman" w:hAnsi="Times New Roman"/>
+          <w:sz w:val="26"/>
+        </w:rPr>
+      </w:pPr>
+      <w:r>
+        <w:rPr>
+          <w:rFonts w:ascii="Times New Roman" w:hAnsi="Times New Roman"/>
+          <w:sz w:val="26"/>
+        </w:rPr>
+        <w:t>2.3</w:t>
+      </w:r>
+      <w:r>
+        <w:rPr>
+          <w:rFonts w:ascii="Times New Roman" w:hAnsi="Times New Roman"/>
+          <w:sz w:val="26"/>
+        </w:rPr>
+        <w:t xml:space="preserve"> Kết luận của trưởng ban tín dụng:</w:t>
+      </w:r>
+    </w:p>
+    <w:p>
+      <w:pPr>
+        <w:rPr>
+          <w:rFonts w:ascii="Times New Roman" w:hAnsi="Times New Roman"/>
+          <w:sz w:val="26"/>
+        </w:rPr>
+      </w:pPr>
+      <w:r>
+        <w:rPr>
+          <w:rFonts w:ascii="Times New Roman" w:hAnsi="Times New Roman"/>
+          <w:sz w:val="26"/>
+        </w:rPr>
+        <w:lastRenderedPageBreak/>
+        <w:t>a) Chấp thuận cho vay</w:t>
+      </w:r>
+      <w:r>
+        <w:rPr>
+          <w:rFonts w:ascii="Times New Roman" w:hAnsi="Times New Roman"/>
+          <w:sz w:val="26"/>
+        </w:rPr>
+        <w:t xml:space="preserve"> và giao cho giám đốc quyết định cho vay</w:t>
+      </w:r>
+      <w:r>
+        <w:rPr>
+          <w:rFonts w:ascii="Times New Roman" w:hAnsi="Times New Roman"/>
+          <w:sz w:val="26"/>
+        </w:rPr>
+        <w:t xml:space="preserve"> đối với khách hàng:</w:t>
+      </w:r>
+      <w:r>
+        <w:rPr>
+          <w:rFonts w:ascii="Times New Roman" w:hAnsi="Times New Roman"/>
+          <w:sz w:val="26"/>
+        </w:rPr>
+        <w:t xml:space="preserve"> {{gtkht}}</w:t>
+      </w:r>
+      <w:r>
+        <w:rPr>
+          <w:rFonts w:ascii="Times New Roman" w:hAnsi="Times New Roman"/>
+          <w:sz w:val="26"/>
+        </w:rPr>
+        <w:t xml:space="preserve"> </w:t>
+      </w:r>
+      <w:r>
+        <w:rPr>
+          <w:rFonts w:ascii="Times New Roman" w:hAnsi="Times New Roman"/>
+          <w:b/>
+          <w:sz w:val="26"/>
+        </w:rPr>
+        <w:t>{{kh}}</w:t>
+      </w:r>
+      <w:r>
+        <w:rPr>
+          <w:rFonts w:ascii="Times New Roman" w:hAnsi="Times New Roman"/>
+          <w:sz w:val="26"/>
+        </w:rPr>
+        <w:t xml:space="preserve"> </w:t>
+      </w:r>
+      <w:r>
+        <w:rPr>
+          <w:rFonts w:ascii="Times New Roman" w:hAnsi="Times New Roman"/>
+          <w:sz w:val="26"/>
+        </w:rPr>
+        <w:t>{{gtntt}}</w:t>
+      </w:r>
+      <w:r>
+        <w:rPr>
+          <w:rFonts w:ascii="Times New Roman" w:hAnsi="Times New Roman"/>
+          <w:sz w:val="26"/>
+        </w:rPr>
+        <w:t xml:space="preserve"> </w:t>
+      </w:r>
+      <w:r>
+        <w:rPr>
+          <w:rFonts w:ascii="Times New Roman" w:hAnsi="Times New Roman"/>
+          <w:b/>
+          <w:sz w:val="26"/>
+        </w:rPr>
+        <w:t>{{ntkh}}</w:t>
+      </w:r>
+    </w:p>
+    <w:p>
+      <w:pPr>
+        <w:rPr>
+          <w:rFonts w:ascii="Times New Roman" w:hAnsi="Times New Roman"/>
+          <w:sz w:val="26"/>
+        </w:rPr>
+      </w:pPr>
+      <w:r>
+        <w:rPr>
+          <w:rFonts w:ascii="Times New Roman" w:hAnsi="Times New Roman"/>
+          <w:sz w:val="26"/>
+        </w:rPr>
+        <w:t xml:space="preserve">     </w:t>
+      </w:r>
+      <w:r>
+        <w:rPr>
+          <w:rFonts w:ascii="Times New Roman" w:hAnsi="Times New Roman"/>
+          <w:sz w:val="26"/>
+        </w:rPr>
+        <w:t>Địa chỉ: {{ttkh}}.</w:t>
+      </w:r>
+    </w:p>
+    <w:p>
+      <w:pPr>
+        <w:rPr>
+          <w:rFonts w:ascii="Times New Roman" w:hAnsi="Times New Roman"/>
+          <w:sz w:val="26"/>
+        </w:rPr>
+      </w:pPr>
+      <w:r>
+        <w:rPr>
+          <w:rFonts w:ascii="Times New Roman" w:hAnsi="Times New Roman"/>
+          <w:sz w:val="26"/>
+        </w:rPr>
+        <w:t xml:space="preserve">     </w:t>
+      </w:r>
+      <w:r>
+        <w:rPr>
+          <w:rFonts w:ascii="Times New Roman" w:hAnsi="Times New Roman"/>
+          <w:sz w:val="26"/>
+        </w:rPr>
+        <w:t>Phương thức cho vay: Từng lần.</w:t>
+      </w:r>
+    </w:p>
+    <w:p>
+      <w:pPr>
+        <w:rPr>
+          <w:rFonts w:ascii="Times New Roman" w:hAnsi="Times New Roman"/>
+          <w:sz w:val="26"/>
+        </w:rPr>
+      </w:pPr>
+      <w:r>
+        <w:rPr>
+          <w:rFonts w:ascii="Times New Roman" w:hAnsi="Times New Roman"/>
+          <w:sz w:val="26"/>
+        </w:rPr>
+        <w:t xml:space="preserve">     </w:t>
+      </w:r>
+      <w:r>
+        <w:rPr>
+          <w:rFonts w:ascii="Times New Roman" w:hAnsi="Times New Roman"/>
+          <w:sz w:val="26"/>
+        </w:rPr>
+        <w:t>Tổng số tiền</w:t>
+      </w:r>
+      <w:r>
+        <w:rPr>
+          <w:rFonts w:ascii="Times New Roman" w:hAnsi="Times New Roman"/>
+          <w:sz w:val="26"/>
+        </w:rPr>
+        <w:t xml:space="preserve"> duyệt </w:t>
+      </w:r>
+      <w:r>
+        <w:rPr>
+          <w:rFonts w:ascii="Times New Roman" w:hAnsi="Times New Roman"/>
+          <w:sz w:val="26"/>
+        </w:rPr>
+        <w:t xml:space="preserve">cho vay: {{tienso}} đồng. </w:t>
+      </w:r>
+    </w:p>
+    <w:p>
+      <w:pPr>
+        <w:rPr>
+          <w:rFonts w:ascii="Times New Roman" w:hAnsi="Times New Roman"/>
+          <w:sz w:val="26"/>
+        </w:rPr>
+      </w:pPr>
+      <w:r>
+        <w:rPr>
+          <w:rFonts w:ascii="Times New Roman" w:hAnsi="Times New Roman"/>
+          <w:sz w:val="26"/>
+        </w:rPr>
+        <w:t xml:space="preserve">     </w:t>
+      </w:r>
+      <w:r>
+        <w:rPr>
+          <w:rFonts w:ascii="Times New Roman" w:hAnsi="Times New Roman"/>
+          <w:sz w:val="26"/>
+        </w:rPr>
+        <w:t>Bằng chữ</w:t>
+      </w:r>
+      <w:r>
+        <w:rPr>
+          <w:rFonts w:ascii="Times New Roman" w:hAnsi="Times New Roman"/>
+          <w:sz w:val="26"/>
+        </w:rPr>
+        <w:t>: {{tc}}</w:t>
+      </w:r>
+      <w:r>
+        <w:rPr>
+          <w:rFonts w:ascii="Times New Roman" w:hAnsi="Times New Roman"/>
+          <w:sz w:val="26"/>
+        </w:rPr>
+        <w:t>.</w:t>
+      </w:r>
+    </w:p>
+    <w:p>
+      <w:pPr>
+        <w:rPr>
+          <w:rFonts w:ascii="Times New Roman" w:hAnsi="Times New Roman"/>
+          <w:sz w:val="26"/>
+        </w:rPr>
+      </w:pPr>
+      <w:r>
+        <w:rPr>
+          <w:rFonts w:ascii="Times New Roman" w:hAnsi="Times New Roman"/>
+          <w:sz w:val="26"/>
+        </w:rPr>
+        <w:t xml:space="preserve">     </w:t>
+      </w:r>
+      <w:r>
+        <w:rPr>
+          <w:rFonts w:ascii="Times New Roman" w:hAnsi="Times New Roman"/>
+          <w:sz w:val="26"/>
+        </w:rPr>
+        <w:t>Mục đích sử dụng vốn: {{mdvay}}.</w:t>
+      </w:r>
+    </w:p>
+    <w:p>
+      <w:pPr>
+        <w:rPr>
+          <w:rFonts w:ascii="Times New Roman" w:hAnsi="Times New Roman"/>
+          <w:sz w:val="26"/>
+        </w:rPr>
+      </w:pPr>
+      <w:r>
+        <w:rPr>
+          <w:rFonts w:ascii="Times New Roman" w:hAnsi="Times New Roman"/>
+          <w:sz w:val="26"/>
+        </w:rPr>
+        <w:t xml:space="preserve">     </w:t>
+      </w:r>
+      <w:r>
+        <w:rPr>
+          <w:rFonts w:ascii="Times New Roman" w:hAnsi="Times New Roman"/>
+          <w:sz w:val="26"/>
+        </w:rPr>
+        <w:t>Thời hạn vay vố</w:t>
+      </w:r>
+      <w:r>
+        <w:rPr>
+          <w:rFonts w:ascii="Times New Roman" w:hAnsi="Times New Roman"/>
+          <w:sz w:val="26"/>
+        </w:rPr>
+        <w:t>n: {{thv}}</w:t>
+      </w:r>
+      <w:r>
+        <w:rPr>
+          <w:rFonts w:ascii="Times New Roman" w:hAnsi="Times New Roman"/>
+          <w:sz w:val="26"/>
+        </w:rPr>
+        <w:t xml:space="preserve"> Năm</w:t>
+      </w:r>
+      <w:r>
+        <w:rPr>
+          <w:rFonts w:ascii="Times New Roman" w:hAnsi="Times New Roman"/>
+          <w:sz w:val="26"/>
+        </w:rPr>
+        <w:t>.</w:t>
+      </w:r>
+    </w:p>
+    <w:p>
+      <w:pPr>
+        <w:rPr>
+          <w:rFonts w:ascii="Times New Roman" w:hAnsi="Times New Roman"/>
+          <w:sz w:val="26"/>
+        </w:rPr>
+      </w:pPr>
+      <w:r>
+        <w:rPr>
+          <w:rFonts w:ascii="Times New Roman" w:hAnsi="Times New Roman"/>
+          <w:sz w:val="26"/>
+        </w:rPr>
+        <w:t xml:space="preserve">b) </w:t>
+      </w:r>
+      <w:r>
+        <w:rPr>
+          <w:rFonts w:ascii="Times New Roman" w:hAnsi="Times New Roman"/>
+          <w:sz w:val="26"/>
+        </w:rPr>
+        <w:t>Lãi suấ</w:t>
+      </w:r>
+      <w:r>
+        <w:rPr>
+          <w:rFonts w:ascii="Times New Roman" w:hAnsi="Times New Roman"/>
+          <w:sz w:val="26"/>
+        </w:rPr>
+        <w:t>t cho vay</w:t>
+      </w:r>
+      <w:r>
+        <w:rPr>
+          <w:rFonts w:ascii="Times New Roman" w:hAnsi="Times New Roman"/>
+          <w:sz w:val="26"/>
+        </w:rPr>
+        <w:t xml:space="preserve"> là</w:t>
+      </w:r>
+      <w:r>
+        <w:rPr>
+          <w:rFonts w:ascii="Times New Roman" w:hAnsi="Times New Roman"/>
+          <w:sz w:val="26"/>
+        </w:rPr>
+        <w:t>:</w:t>
+      </w:r>
+      <w:r>
+        <w:rPr>
+          <w:rFonts w:ascii="Times New Roman" w:hAnsi="Times New Roman"/>
+          <w:sz w:val="26"/>
+        </w:rPr>
+        <w:t xml:space="preserve"> {{ls}}</w:t>
+      </w:r>
+      <w:r>
+        <w:rPr>
+          <w:rFonts w:ascii="Times New Roman" w:hAnsi="Times New Roman"/>
+          <w:sz w:val="26"/>
+        </w:rPr>
+        <w:t xml:space="preserve"> tại thời điểm thỏa thuận giữa Quỹ tín dụng nhân dân Thái Học với khách hàng được áp dụng theo nghị quyết hoặc quyết định của hội đồng quản trị về lãi suất cho vay</w:t>
+      </w:r>
+      <w:r>
+        <w:rPr>
+          <w:rFonts w:ascii="Times New Roman" w:hAnsi="Times New Roman"/>
+          <w:sz w:val="26"/>
+        </w:rPr>
+        <w:t>.</w:t>
+      </w:r>
+    </w:p>
+    <w:p>
+      <w:pPr>
+        <w:rPr>
+          <w:rFonts w:ascii="Times New Roman" w:hAnsi="Times New Roman"/>
+          <w:sz w:val="26"/>
+        </w:rPr>
+      </w:pPr>
+      <w:r>
+        <w:rPr>
+          <w:rFonts w:ascii="Times New Roman" w:hAnsi="Times New Roman"/>
+          <w:sz w:val="26"/>
+        </w:rPr>
+        <w:t>c) Gia</w:t>
+      </w:r>
+      <w:r>
+        <w:rPr>
+          <w:rFonts w:ascii="Times New Roman" w:hAnsi="Times New Roman"/>
+          <w:sz w:val="26"/>
+        </w:rPr>
+        <w:t>o</w:t>
+      </w:r>
+      <w:r>
+        <w:rPr>
+          <w:rFonts w:ascii="Times New Roman" w:hAnsi="Times New Roman"/>
+          <w:sz w:val="26"/>
+        </w:rPr>
+        <w:t xml:space="preserve"> cho giám đốc tổ chức thực hiện:</w:t>
+      </w:r>
+    </w:p>
+    <w:p>
+      <w:pPr>
+        <w:rPr>
+          <w:rFonts w:ascii="Times New Roman" w:hAnsi="Times New Roman"/>
+          <w:sz w:val="26"/>
+        </w:rPr>
+      </w:pPr>
+      <w:r>
+        <w:rPr>
+          <w:rFonts w:ascii="Times New Roman" w:hAnsi="Times New Roman"/>
+          <w:sz w:val="26"/>
+        </w:rPr>
+        <w:t>- Kiểm tra lại các thủ tục pháp lý đối với khoản vay và ký kết hợp đồng thế chấp, hợp đồng tín dụng theo quy định.</w:t>
+      </w:r>
+    </w:p>
+    <w:p>
+      <w:pPr>
+        <w:rPr>
+          <w:rFonts w:ascii="Times New Roman" w:hAnsi="Times New Roman"/>
+          <w:sz w:val="26"/>
+        </w:rPr>
+      </w:pPr>
+      <w:r>
+        <w:rPr>
+          <w:rFonts w:ascii="Times New Roman" w:hAnsi="Times New Roman"/>
+          <w:sz w:val="26"/>
+        </w:rPr>
+        <w:t>d</w:t>
+      </w:r>
+      <w:r>
+        <w:rPr>
+          <w:rFonts w:ascii="Times New Roman" w:hAnsi="Times New Roman"/>
+          <w:sz w:val="26"/>
+        </w:rPr>
+        <w:t>)</w:t>
+      </w:r>
+      <w:r>
+        <w:rPr>
+          <w:rFonts w:ascii="Times New Roman" w:hAnsi="Times New Roman"/>
+          <w:sz w:val="26"/>
+        </w:rPr>
+        <w:t xml:space="preserve"> Tổ chức giải ngân theo quy định</w:t>
+      </w:r>
+      <w:r>
+        <w:rPr>
+          <w:rFonts w:ascii="Times New Roman" w:hAnsi="Times New Roman"/>
+          <w:sz w:val="26"/>
+        </w:rPr>
+        <w:t>.</w:t>
+      </w:r>
+    </w:p>
+    <w:p>
+      <w:pPr>
+        <w:rPr>
+          <w:rFonts w:ascii="Times New Roman" w:hAnsi="Times New Roman"/>
+          <w:sz w:val="26"/>
+        </w:rPr>
+      </w:pPr>
+      <w:r>
+        <w:rPr>
+          <w:rFonts w:ascii="Times New Roman" w:hAnsi="Times New Roman"/>
+          <w:sz w:val="26"/>
+        </w:rPr>
+        <w:t>e) Giao cán bộ tín dụng, Ban kiểm soát thực hiện việc theo dõi giám sát khoản vay theo quy định</w:t>
+      </w:r>
+      <w:r>
+        <w:rPr>
+          <w:rFonts w:ascii="Times New Roman" w:hAnsi="Times New Roman"/>
+          <w:sz w:val="26"/>
+        </w:rPr>
+        <w:t>.</w:t>
+      </w:r>
+    </w:p>
+    <w:p>
+      <w:pPr>
+        <w:rPr>
+          <w:rFonts w:ascii="Times New Roman" w:hAnsi="Times New Roman"/>
+          <w:sz w:val="26"/>
+        </w:rPr>
+      </w:pPr>
+      <w:r>
+        <w:rPr>
+          <w:rFonts w:ascii="Times New Roman" w:hAnsi="Times New Roman"/>
+          <w:sz w:val="26"/>
+        </w:rPr>
+        <w:t>Biên bản này được lập và được lưu tại hồ sơ tín dụng theo đúng quy định.</w:t>
+      </w:r>
+    </w:p>
+    <w:p>
+      <w:pPr>
+        <w:ind w:firstLine="720"/>
+        <w:rPr>
+          <w:rFonts w:ascii="Times New Roman" w:hAnsi="Times New Roman"/>
+          <w:b/>
+          <w:sz w:val="26"/>
+        </w:rPr>
+      </w:pPr>
+      <w:r>
+        <w:rPr>
+          <w:rFonts w:ascii="Times New Roman" w:hAnsi="Times New Roman"/>
+          <w:b/>
+          <w:sz w:val="26"/>
+        </w:rPr>
+        <w:t>Ủ</w:t>
+      </w:r>
+      <w:r>
+        <w:rPr>
+          <w:rFonts w:ascii="Times New Roman" w:hAnsi="Times New Roman"/>
+          <w:b/>
+          <w:sz w:val="26"/>
+        </w:rPr>
+        <w:t>y viên</w:t>
+      </w:r>
+      <w:r>
+        <w:rPr>
+          <w:rFonts w:ascii="Times New Roman" w:hAnsi="Times New Roman"/>
+          <w:b/>
+          <w:sz w:val="26"/>
+        </w:rPr>
+        <w:tab/>
+      </w:r>
+      <w:r>
+        <w:rPr>
+          <w:rFonts w:ascii="Times New Roman" w:hAnsi="Times New Roman"/>
+          <w:b/>
+          <w:sz w:val="26"/>
+        </w:rPr>
+        <w:tab/>
+      </w:r>
+      <w:r>
+        <w:rPr>
+          <w:rFonts w:ascii="Times New Roman" w:hAnsi="Times New Roman"/>
+          <w:b/>
+          <w:sz w:val="26"/>
+        </w:rPr>
+        <w:tab/>
+      </w:r>
+      <w:r>
+        <w:rPr>
+          <w:rFonts w:ascii="Times New Roman" w:hAnsi="Times New Roman"/>
+          <w:b/>
+          <w:sz w:val="26"/>
+        </w:rPr>
+        <w:t>Ủ</w:t>
+      </w:r>
+      <w:r>
+        <w:rPr>
+          <w:rFonts w:ascii="Times New Roman" w:hAnsi="Times New Roman"/>
+          <w:b/>
+          <w:sz w:val="26"/>
+        </w:rPr>
+        <w:t>y viên</w:t>
+      </w:r>
+      <w:r>
+        <w:rPr>
+          <w:rFonts w:ascii="Times New Roman" w:hAnsi="Times New Roman"/>
+          <w:b/>
+          <w:sz w:val="26"/>
+        </w:rPr>
+        <w:tab/>
+        <w:t xml:space="preserve">                       </w:t>
+      </w:r>
+      <w:r>
+        <w:rPr>
+          <w:rFonts w:ascii="Times New Roman" w:hAnsi="Times New Roman"/>
+          <w:b/>
+          <w:sz w:val="26"/>
+        </w:rPr>
+        <w:t>Trưởng ban</w:t>
+      </w:r>
+    </w:p>
+    <w:p>
+      <w:pPr>
+        <w:rPr>
+          <w:rFonts w:ascii="Times New Roman" w:hAnsi="Times New Roman"/>
+          <w:i/>
+          <w:sz w:val="26"/>
+        </w:rPr>
+      </w:pPr>
+      <w:r>
+        <w:rPr>
+          <w:rFonts w:ascii="Times New Roman" w:hAnsi="Times New Roman"/>
+          <w:i/>
+          <w:sz w:val="26"/>
+        </w:rPr>
+        <w:t>(Ký và ghi rõ họ tên)</w:t>
+      </w:r>
+      <w:r>
+        <w:rPr>
+          <w:rFonts w:ascii="Times New Roman" w:hAnsi="Times New Roman"/>
+          <w:i/>
+          <w:sz w:val="26"/>
+        </w:rPr>
+        <w:tab/>
+      </w:r>
+      <w:r>
+        <w:rPr>
+          <w:rFonts w:ascii="Times New Roman" w:hAnsi="Times New Roman"/>
+          <w:i/>
+          <w:sz w:val="26"/>
+        </w:rPr>
+        <w:t>(Ký và ghi rõ họ tên)</w:t>
+      </w:r>
+      <w:r>
+        <w:rPr>
+          <w:rFonts w:ascii="Times New Roman" w:hAnsi="Times New Roman"/>
+          <w:i/>
+          <w:sz w:val="26"/>
+        </w:rPr>
+        <w:t xml:space="preserve">         </w:t>
+      </w:r>
+      <w:r>
+        <w:rPr>
+          <w:rFonts w:ascii="Times New Roman" w:hAnsi="Times New Roman"/>
+          <w:i/>
+          <w:sz w:val="26"/>
+        </w:rPr>
+        <w:t xml:space="preserve">(Ký, </w:t>
+      </w:r>
+      <w:r>
+        <w:rPr>
+          <w:rFonts w:ascii="Times New Roman" w:hAnsi="Times New Roman"/>
+          <w:i/>
+          <w:sz w:val="26"/>
+        </w:rPr>
+        <w:t>ghi rõ họ</w:t>
+      </w:r>
+      <w:r>
+        <w:rPr>
+          <w:rFonts w:ascii="Times New Roman" w:hAnsi="Times New Roman"/>
+          <w:i/>
+          <w:sz w:val="26"/>
+        </w:rPr>
+        <w:t xml:space="preserve"> tê</w:t>
+      </w:r>
+      <w:r>
+        <w:rPr>
+          <w:rFonts w:ascii="Times New Roman" w:hAnsi="Times New Roman"/>
+          <w:i/>
+          <w:sz w:val="26"/>
+        </w:rPr>
+        <w:t>n</w:t>
+      </w:r>
+      <w:r>
+        <w:rPr>
+          <w:rFonts w:ascii="Times New Roman" w:hAnsi="Times New Roman"/>
+          <w:i/>
+          <w:sz w:val="26"/>
+        </w:rPr>
+        <w:t xml:space="preserve"> </w:t>
+      </w:r>
+      <w:r>
+        <w:rPr>
+          <w:rFonts w:ascii="Times New Roman" w:hAnsi="Times New Roman"/>
+          <w:i/>
+          <w:sz w:val="26"/>
+        </w:rPr>
+        <w:t xml:space="preserve">và đóng dấu )                     </w:t>
+      </w:r>
+    </w:p>
+    <w:p>
+      <w:pPr>
+        <w:rPr>
+          <w:rFonts w:ascii="Times New Roman" w:hAnsi="Times New Roman"/>
+          <w:i/>
+          <w:sz w:val="26"/>
+        </w:rPr>
+      </w:pPr>
+    </w:p>
+    <w:p>
+      <w:pPr>
+        <w:rPr>
+          <w:rFonts w:ascii="Times New Roman" w:hAnsi="Times New Roman"/>
+          <w:i/>
+          <w:sz w:val="26"/>
+        </w:rPr>
+      </w:pPr>
+    </w:p>
+    <w:p>
+      <w:pPr>
+        <w:rPr>
+          <w:rFonts w:ascii="Times New Roman" w:hAnsi="Times New Roman"/>
+          <w:i/>
+          <w:sz w:val="26"/>
+        </w:rPr>
+      </w:pPr>
+    </w:p>
+    <w:p>
+      <w:pPr>
+        <w:rPr>
+          <w:rFonts w:ascii="Times New Roman" w:hAnsi="Times New Roman"/>
+          <w:sz w:val="26"/>
+        </w:rPr>
+      </w:pPr>
+      <w:r>
+        <w:rPr>
+          <w:rFonts w:ascii="Times New Roman" w:hAnsi="Times New Roman"/>
+          <w:sz w:val="26"/>
+        </w:rPr>
+        <w:t xml:space="preserve">    </w:t>
+      </w:r>
       <w:bookmarkStart w:id="0" w:name="_GoBack"/>
       <w:bookmarkEnd w:id="0"/>
       <w:r>
@@ -446,49 +1475,15 @@
           <w:rFonts w:ascii="Times New Roman" w:hAnsi="Times New Roman"/>
           <w:sz w:val="26"/>
         </w:rPr>
-        <w:t>Địa chỉ: {{ttkh}}.</w:t>
-      </w:r>
-    </w:p>
-    <w:p>
-      <w:pPr>
-        <w:ind w:left="360" w:firstLine="360"/>
-        <w:rPr>
-          <w:rFonts w:ascii="Times New Roman" w:hAnsi="Times New Roman"/>
-          <w:b/>
-          <w:sz w:val="26"/>
-        </w:rPr>
-      </w:pPr>
-      <w:r>
-        <w:rPr>
-          <w:rFonts w:ascii="Times New Roman" w:hAnsi="Times New Roman"/>
-          <w:b/>
-          <w:sz w:val="26"/>
-        </w:rPr>
-        <w:t>I. Thành phần ban tín dụng:</w:t>
-      </w:r>
-    </w:p>
-    <w:p>
-      <w:pPr>
-        <w:ind w:left="360" w:firstLine="360"/>
-        <w:rPr>
-          <w:rFonts w:ascii="Times New Roman" w:hAnsi="Times New Roman"/>
-          <w:sz w:val="26"/>
-        </w:rPr>
-      </w:pPr>
-      <w:r>
-        <w:rPr>
-          <w:rFonts w:ascii="Times New Roman" w:hAnsi="Times New Roman"/>
-          <w:b/>
+        <w:t>Vũ Xuân Long</w:t>
+      </w:r>
+      <w:r>
+        <w:rPr>
+          <w:rFonts w:ascii="Times New Roman" w:hAnsi="Times New Roman"/>
           <w:sz w:val="26"/>
         </w:rPr>
         <w:tab/>
-      </w:r>
-      <w:r>
-        <w:rPr>
-          <w:rFonts w:ascii="Times New Roman" w:hAnsi="Times New Roman"/>
-          <w:sz w:val="26"/>
-        </w:rPr>
-        <w:t xml:space="preserve">1. Ông: Vũ Đình Hoành </w:t>
+        <w:t xml:space="preserve">             Dương Quang Tuấn</w:t>
       </w:r>
       <w:r>
         <w:rPr>
@@ -496,956 +1491,14 @@
           <w:sz w:val="26"/>
         </w:rPr>
         <w:tab/>
-        <w:t>- Trưởng ban</w:t>
-      </w:r>
-    </w:p>
-    <w:p>
-      <w:pPr>
-        <w:ind w:left="360" w:firstLine="360"/>
-        <w:rPr>
-          <w:rFonts w:ascii="Times New Roman" w:hAnsi="Times New Roman"/>
-          <w:sz w:val="26"/>
-        </w:rPr>
-      </w:pPr>
+      </w:r>
       <w:r>
         <w:rPr>
           <w:rFonts w:ascii="Times New Roman" w:hAnsi="Times New Roman"/>
           <w:sz w:val="26"/>
         </w:rPr>
         <w:tab/>
-        <w:t>2. Bà: Phùng Thị Loan</w:t>
-      </w:r>
-      <w:r>
-        <w:rPr>
-          <w:rFonts w:ascii="Times New Roman" w:hAnsi="Times New Roman"/>
-          <w:sz w:val="26"/>
-        </w:rPr>
-        <w:tab/>
-        <w:t>- Ủy viên</w:t>
-      </w:r>
-    </w:p>
-    <w:p>
-      <w:pPr>
-        <w:ind w:left="360" w:firstLine="360"/>
-        <w:rPr>
-          <w:rFonts w:ascii="Times New Roman" w:hAnsi="Times New Roman"/>
-          <w:sz w:val="26"/>
-        </w:rPr>
-      </w:pPr>
-      <w:r>
-        <w:rPr>
-          <w:rFonts w:ascii="Times New Roman" w:hAnsi="Times New Roman"/>
-          <w:sz w:val="26"/>
-        </w:rPr>
-        <w:tab/>
-        <w:t>3.</w:t>
-      </w:r>
-      <w:r>
-        <w:rPr>
-          <w:rFonts w:ascii="Times New Roman" w:hAnsi="Times New Roman"/>
-          <w:sz w:val="26"/>
-        </w:rPr>
-        <w:t xml:space="preserve"> Ông: Vũ Thanh Hải</w:t>
-      </w:r>
-      <w:r>
-        <w:rPr>
-          <w:rFonts w:ascii="Times New Roman" w:hAnsi="Times New Roman"/>
-          <w:sz w:val="26"/>
-        </w:rPr>
-        <w:tab/>
-        <w:t>- Ủy viên thư ký</w:t>
-      </w:r>
-    </w:p>
-    <w:p>
-      <w:pPr>
-        <w:ind w:left="360" w:firstLine="360"/>
-        <w:rPr>
-          <w:rFonts w:ascii="Times New Roman" w:hAnsi="Times New Roman"/>
-          <w:sz w:val="26"/>
-        </w:rPr>
-      </w:pPr>
-      <w:r>
-        <w:rPr>
-          <w:rFonts w:ascii="Times New Roman" w:hAnsi="Times New Roman"/>
-          <w:sz w:val="26"/>
-        </w:rPr>
-        <w:tab/>
-        <w:t>Có mặt: 03; Vắng 0</w:t>
-      </w:r>
-    </w:p>
-    <w:p>
-      <w:pPr>
-        <w:ind w:left="360" w:firstLine="360"/>
-        <w:rPr>
-          <w:rFonts w:ascii="Times New Roman" w:hAnsi="Times New Roman"/>
-          <w:b/>
-          <w:sz w:val="26"/>
-        </w:rPr>
-      </w:pPr>
-      <w:r>
-        <w:rPr>
-          <w:rFonts w:ascii="Times New Roman" w:hAnsi="Times New Roman"/>
-          <w:b/>
-          <w:sz w:val="26"/>
-        </w:rPr>
-        <w:t>II. Nội dung cuộc họp</w:t>
-      </w:r>
-      <w:r>
-        <w:rPr>
-          <w:rFonts w:ascii="Times New Roman" w:hAnsi="Times New Roman"/>
-          <w:b/>
-          <w:sz w:val="26"/>
-        </w:rPr>
-        <w:t>:</w:t>
-      </w:r>
-    </w:p>
-    <w:p>
-      <w:pPr>
-        <w:rPr>
-          <w:rFonts w:ascii="Times New Roman" w:hAnsi="Times New Roman"/>
-          <w:sz w:val="26"/>
-        </w:rPr>
-      </w:pPr>
-      <w:r>
-        <w:rPr>
-          <w:rFonts w:ascii="Times New Roman" w:hAnsi="Times New Roman"/>
-          <w:sz w:val="26"/>
-        </w:rPr>
-        <w:t>2.1</w:t>
-      </w:r>
-      <w:r>
-        <w:rPr>
-          <w:rFonts w:ascii="Times New Roman" w:hAnsi="Times New Roman"/>
-          <w:sz w:val="26"/>
-        </w:rPr>
-        <w:t>. Trưởng ban tín dụng thông qua</w:t>
-      </w:r>
-    </w:p>
-    <w:p>
-      <w:pPr>
-        <w:rPr>
-          <w:rFonts w:ascii="Times New Roman" w:hAnsi="Times New Roman"/>
-          <w:sz w:val="26"/>
-        </w:rPr>
-      </w:pPr>
-      <w:r>
-        <w:rPr>
-          <w:rFonts w:ascii="Times New Roman" w:hAnsi="Times New Roman"/>
-          <w:sz w:val="26"/>
-        </w:rPr>
-        <w:t>- Báo cáo kết quả công tác thẩm định của cán bộ tín dụng.</w:t>
-      </w:r>
-    </w:p>
-    <w:p>
-      <w:pPr>
-        <w:rPr>
-          <w:rFonts w:ascii="Times New Roman" w:hAnsi="Times New Roman"/>
-          <w:sz w:val="26"/>
-        </w:rPr>
-      </w:pPr>
-      <w:r>
-        <w:rPr>
-          <w:rFonts w:ascii="Times New Roman" w:hAnsi="Times New Roman"/>
-          <w:sz w:val="26"/>
-        </w:rPr>
-        <w:t>- Thông tin chung về khách hàng: Trên cơ sở thông tin, hồ sơ tài liệu đối với khoản vay của khách hàng đáp ứng đủ điều kiện cho vay, khách hàng không thuộc đối tượng hạn chế, giới hạn cho vay.</w:t>
-      </w:r>
-    </w:p>
-    <w:p>
-      <w:pPr>
-        <w:rPr>
-          <w:rFonts w:ascii="Times New Roman" w:hAnsi="Times New Roman"/>
-          <w:sz w:val="26"/>
-        </w:rPr>
-      </w:pPr>
-      <w:r>
-        <w:rPr>
-          <w:rFonts w:ascii="Times New Roman" w:hAnsi="Times New Roman"/>
-          <w:sz w:val="26"/>
-        </w:rPr>
-        <w:t>- Đánh giá tính đầy đủ, hợp lệ, hợp pháp của hồ sơ vay vốn, điều kiện vay vốn, tính khả thi hiệu quả của phương án.</w:t>
-      </w:r>
-    </w:p>
-    <w:p>
-      <w:pPr>
-        <w:rPr>
-          <w:rFonts w:ascii="Times New Roman" w:hAnsi="Times New Roman"/>
-          <w:sz w:val="26"/>
-        </w:rPr>
-      </w:pPr>
-      <w:r>
-        <w:rPr>
-          <w:rFonts w:ascii="Times New Roman" w:hAnsi="Times New Roman"/>
-          <w:sz w:val="26"/>
-        </w:rPr>
-        <w:t>- Tài sản đảm bảo khoản vay: Đáp ứng đủ điều kiện theo quy định hiện hành của Quỹ tín dụng nhân dan Thái Học.</w:t>
-      </w:r>
-    </w:p>
-    <w:p>
-      <w:pPr>
-        <w:rPr>
-          <w:rFonts w:ascii="Times New Roman" w:hAnsi="Times New Roman"/>
-          <w:sz w:val="26"/>
-        </w:rPr>
-      </w:pPr>
-      <w:r>
-        <w:rPr>
-          <w:rFonts w:ascii="Times New Roman" w:hAnsi="Times New Roman"/>
-          <w:sz w:val="26"/>
-        </w:rPr>
-        <w:t xml:space="preserve">2.2. </w:t>
-      </w:r>
-      <w:r>
-        <w:rPr>
-          <w:rFonts w:ascii="Times New Roman" w:hAnsi="Times New Roman"/>
-          <w:sz w:val="26"/>
-        </w:rPr>
-        <w:t>Các thành viên thảo luận và biểu quyết (theo hình thức giơ tay).</w:t>
-      </w:r>
-    </w:p>
-    <w:p>
-      <w:pPr>
-        <w:rPr>
-          <w:rFonts w:ascii="Times New Roman" w:hAnsi="Times New Roman"/>
-          <w:sz w:val="26"/>
-        </w:rPr>
-      </w:pPr>
-      <w:r>
-        <w:rPr>
-          <w:rFonts w:ascii="Times New Roman" w:hAnsi="Times New Roman"/>
-          <w:sz w:val="26"/>
-        </w:rPr>
-        <w:t>- Số ý kiến tán thành 3/3 = 100% đồng ý cho vay</w:t>
-      </w:r>
-    </w:p>
-    <w:p>
-      <w:pPr>
-        <w:rPr>
-          <w:rFonts w:ascii="Times New Roman" w:hAnsi="Times New Roman"/>
-          <w:sz w:val="26"/>
-        </w:rPr>
-      </w:pPr>
-      <w:r>
-        <w:rPr>
-          <w:rFonts w:ascii="Times New Roman" w:hAnsi="Times New Roman"/>
-          <w:sz w:val="26"/>
-        </w:rPr>
-        <w:t>2.3</w:t>
-      </w:r>
-      <w:r>
-        <w:rPr>
-          <w:rFonts w:ascii="Times New Roman" w:hAnsi="Times New Roman"/>
-          <w:sz w:val="26"/>
-        </w:rPr>
-        <w:t xml:space="preserve"> Kết luận của trưởng ban tín dụng:</w:t>
-      </w:r>
-    </w:p>
-    <w:p>
-      <w:pPr>
-        <w:rPr>
-          <w:rFonts w:ascii="Times New Roman" w:hAnsi="Times New Roman"/>
-          <w:sz w:val="26"/>
-        </w:rPr>
-      </w:pPr>
-      <w:r>
-        <w:rPr>
-          <w:rFonts w:ascii="Times New Roman" w:hAnsi="Times New Roman"/>
-          <w:sz w:val="26"/>
-        </w:rPr>
-        <w:lastRenderedPageBreak/>
-        <w:t>a) Chấp thuận cho vay</w:t>
-      </w:r>
-      <w:r>
-        <w:rPr>
-          <w:rFonts w:ascii="Times New Roman" w:hAnsi="Times New Roman"/>
-          <w:sz w:val="26"/>
-        </w:rPr>
-        <w:t xml:space="preserve"> và giao cho giám đốc quyết định cho vay</w:t>
-      </w:r>
-      <w:r>
-        <w:rPr>
-          <w:rFonts w:ascii="Times New Roman" w:hAnsi="Times New Roman"/>
-          <w:sz w:val="26"/>
-        </w:rPr>
-        <w:t xml:space="preserve"> đối với khách hàng:</w:t>
-      </w:r>
-      <w:r>
-        <w:rPr>
-          <w:rFonts w:ascii="Times New Roman" w:hAnsi="Times New Roman"/>
-          <w:sz w:val="26"/>
-        </w:rPr>
-        <w:t xml:space="preserve"> {{gtkht}}</w:t>
-      </w:r>
-      <w:r>
-        <w:rPr>
-          <w:rFonts w:ascii="Times New Roman" w:hAnsi="Times New Roman"/>
-          <w:sz w:val="26"/>
-        </w:rPr>
-        <w:t xml:space="preserve"> </w:t>
-      </w:r>
-      <w:r>
-        <w:rPr>
-          <w:rFonts w:ascii="Times New Roman" w:hAnsi="Times New Roman"/>
-          <w:b/>
-          <w:sz w:val="26"/>
-        </w:rPr>
-        <w:t>{{kh}}</w:t>
-      </w:r>
-      <w:r>
-        <w:rPr>
-          <w:rFonts w:ascii="Times New Roman" w:hAnsi="Times New Roman"/>
-          <w:sz w:val="26"/>
-        </w:rPr>
-        <w:t xml:space="preserve"> </w:t>
-      </w:r>
-      <w:r>
-        <w:rPr>
-          <w:rFonts w:ascii="Times New Roman" w:hAnsi="Times New Roman"/>
-          <w:sz w:val="26"/>
-        </w:rPr>
-        <w:t>{{gtntt}}</w:t>
-      </w:r>
-      <w:r>
-        <w:rPr>
-          <w:rFonts w:ascii="Times New Roman" w:hAnsi="Times New Roman"/>
-          <w:sz w:val="26"/>
-        </w:rPr>
-        <w:t xml:space="preserve"> </w:t>
-      </w:r>
-      <w:r>
-        <w:rPr>
-          <w:rFonts w:ascii="Times New Roman" w:hAnsi="Times New Roman"/>
-          <w:b/>
-          <w:sz w:val="26"/>
-        </w:rPr>
-        <w:t>{{ntkh}}</w:t>
-      </w:r>
-    </w:p>
-    <w:p>
-      <w:pPr>
-        <w:rPr>
-          <w:rFonts w:ascii="Times New Roman" w:hAnsi="Times New Roman"/>
-          <w:sz w:val="26"/>
-        </w:rPr>
-      </w:pPr>
-      <w:r>
-        <w:rPr>
-          <w:rFonts w:ascii="Times New Roman" w:hAnsi="Times New Roman"/>
-          <w:sz w:val="26"/>
-        </w:rPr>
-        <w:t xml:space="preserve">     </w:t>
-      </w:r>
-      <w:r>
-        <w:rPr>
-          <w:rFonts w:ascii="Times New Roman" w:hAnsi="Times New Roman"/>
-          <w:sz w:val="26"/>
-        </w:rPr>
-        <w:t>Địa chỉ: {{ttkh}}.</w:t>
-      </w:r>
-    </w:p>
-    <w:p>
-      <w:pPr>
-        <w:rPr>
-          <w:rFonts w:ascii="Times New Roman" w:hAnsi="Times New Roman"/>
-          <w:sz w:val="26"/>
-        </w:rPr>
-      </w:pPr>
-      <w:r>
-        <w:rPr>
-          <w:rFonts w:ascii="Times New Roman" w:hAnsi="Times New Roman"/>
-          <w:sz w:val="26"/>
-        </w:rPr>
-        <w:t xml:space="preserve">     </w:t>
-      </w:r>
-      <w:r>
-        <w:rPr>
-          <w:rFonts w:ascii="Times New Roman" w:hAnsi="Times New Roman"/>
-          <w:sz w:val="26"/>
-        </w:rPr>
-        <w:t>Phương thức cho vay: Từng lần.</w:t>
-      </w:r>
-    </w:p>
-    <w:p>
-      <w:pPr>
-        <w:rPr>
-          <w:rFonts w:ascii="Times New Roman" w:hAnsi="Times New Roman"/>
-          <w:sz w:val="26"/>
-        </w:rPr>
-      </w:pPr>
-      <w:r>
-        <w:rPr>
-          <w:rFonts w:ascii="Times New Roman" w:hAnsi="Times New Roman"/>
-          <w:sz w:val="26"/>
-        </w:rPr>
-        <w:t xml:space="preserve">     </w:t>
-      </w:r>
-      <w:r>
-        <w:rPr>
-          <w:rFonts w:ascii="Times New Roman" w:hAnsi="Times New Roman"/>
-          <w:sz w:val="26"/>
-        </w:rPr>
-        <w:t>Tổng số tiền</w:t>
-      </w:r>
-      <w:r>
-        <w:rPr>
-          <w:rFonts w:ascii="Times New Roman" w:hAnsi="Times New Roman"/>
-          <w:sz w:val="26"/>
-        </w:rPr>
-        <w:t xml:space="preserve"> duyệt </w:t>
-      </w:r>
-      <w:r>
-        <w:rPr>
-          <w:rFonts w:ascii="Times New Roman" w:hAnsi="Times New Roman"/>
-          <w:sz w:val="26"/>
-        </w:rPr>
-        <w:t xml:space="preserve">cho vay: {{tienso}} đồng. </w:t>
-      </w:r>
-    </w:p>
-    <w:p>
-      <w:pPr>
-        <w:rPr>
-          <w:rFonts w:ascii="Times New Roman" w:hAnsi="Times New Roman"/>
-          <w:sz w:val="26"/>
-        </w:rPr>
-      </w:pPr>
-      <w:r>
-        <w:rPr>
-          <w:rFonts w:ascii="Times New Roman" w:hAnsi="Times New Roman"/>
-          <w:sz w:val="26"/>
-        </w:rPr>
-        <w:t xml:space="preserve">     </w:t>
-      </w:r>
-      <w:r>
-        <w:rPr>
-          <w:rFonts w:ascii="Times New Roman" w:hAnsi="Times New Roman"/>
-          <w:sz w:val="26"/>
-        </w:rPr>
-        <w:t>Bằng chữ</w:t>
-      </w:r>
-      <w:r>
-        <w:rPr>
-          <w:rFonts w:ascii="Times New Roman" w:hAnsi="Times New Roman"/>
-          <w:sz w:val="26"/>
-        </w:rPr>
-        <w:t>: {{tc}}</w:t>
-      </w:r>
-      <w:r>
-        <w:rPr>
-          <w:rFonts w:ascii="Times New Roman" w:hAnsi="Times New Roman"/>
-          <w:sz w:val="26"/>
-        </w:rPr>
-        <w:t>.</w:t>
-      </w:r>
-    </w:p>
-    <w:p>
-      <w:pPr>
-        <w:rPr>
-          <w:rFonts w:ascii="Times New Roman" w:hAnsi="Times New Roman"/>
-          <w:sz w:val="26"/>
-        </w:rPr>
-      </w:pPr>
-      <w:r>
-        <w:rPr>
-          <w:rFonts w:ascii="Times New Roman" w:hAnsi="Times New Roman"/>
-          <w:sz w:val="26"/>
-        </w:rPr>
-        <w:t xml:space="preserve">     </w:t>
-      </w:r>
-      <w:r>
-        <w:rPr>
-          <w:rFonts w:ascii="Times New Roman" w:hAnsi="Times New Roman"/>
-          <w:sz w:val="26"/>
-        </w:rPr>
-        <w:t>Mục đích sử dụng vốn: {{mdvay}}.</w:t>
-      </w:r>
-    </w:p>
-    <w:p>
-      <w:pPr>
-        <w:rPr>
-          <w:rFonts w:ascii="Times New Roman" w:hAnsi="Times New Roman"/>
-          <w:sz w:val="26"/>
-        </w:rPr>
-      </w:pPr>
-      <w:r>
-        <w:rPr>
-          <w:rFonts w:ascii="Times New Roman" w:hAnsi="Times New Roman"/>
-          <w:sz w:val="26"/>
-        </w:rPr>
-        <w:t xml:space="preserve">     </w:t>
-      </w:r>
-      <w:r>
-        <w:rPr>
-          <w:rFonts w:ascii="Times New Roman" w:hAnsi="Times New Roman"/>
-          <w:sz w:val="26"/>
-        </w:rPr>
-        <w:t>Thời hạn vay vố</w:t>
-      </w:r>
-      <w:r>
-        <w:rPr>
-          <w:rFonts w:ascii="Times New Roman" w:hAnsi="Times New Roman"/>
-          <w:sz w:val="26"/>
-        </w:rPr>
-        <w:t>n: {{thv}}</w:t>
-      </w:r>
-      <w:r>
-        <w:rPr>
-          <w:rFonts w:ascii="Times New Roman" w:hAnsi="Times New Roman"/>
-          <w:sz w:val="26"/>
-        </w:rPr>
-        <w:t xml:space="preserve"> Năm</w:t>
-      </w:r>
-      <w:r>
-        <w:rPr>
-          <w:rFonts w:ascii="Times New Roman" w:hAnsi="Times New Roman"/>
-          <w:sz w:val="26"/>
-        </w:rPr>
-        <w:t>.</w:t>
-      </w:r>
-    </w:p>
-    <w:p>
-      <w:pPr>
-        <w:rPr>
-          <w:rFonts w:ascii="Times New Roman" w:hAnsi="Times New Roman"/>
-          <w:sz w:val="26"/>
-        </w:rPr>
-      </w:pPr>
-      <w:r>
-        <w:rPr>
-          <w:rFonts w:ascii="Times New Roman" w:hAnsi="Times New Roman"/>
-          <w:sz w:val="26"/>
-        </w:rPr>
-        <w:t xml:space="preserve">b) </w:t>
-      </w:r>
-      <w:r>
-        <w:rPr>
-          <w:rFonts w:ascii="Times New Roman" w:hAnsi="Times New Roman"/>
-          <w:sz w:val="26"/>
-        </w:rPr>
-        <w:t>Lãi suấ</w:t>
-      </w:r>
-      <w:r>
-        <w:rPr>
-          <w:rFonts w:ascii="Times New Roman" w:hAnsi="Times New Roman"/>
-          <w:sz w:val="26"/>
-        </w:rPr>
-        <w:t>t cho vay</w:t>
-      </w:r>
-      <w:r>
-        <w:rPr>
-          <w:rFonts w:ascii="Times New Roman" w:hAnsi="Times New Roman"/>
-          <w:sz w:val="26"/>
-        </w:rPr>
-        <w:t xml:space="preserve"> là</w:t>
-      </w:r>
-      <w:r>
-        <w:rPr>
-          <w:rFonts w:ascii="Times New Roman" w:hAnsi="Times New Roman"/>
-          <w:sz w:val="26"/>
-        </w:rPr>
-        <w:t>:</w:t>
-      </w:r>
-      <w:r>
-        <w:rPr>
-          <w:rFonts w:ascii="Times New Roman" w:hAnsi="Times New Roman"/>
-          <w:sz w:val="26"/>
-        </w:rPr>
-        <w:t xml:space="preserve"> {{ls}}</w:t>
-      </w:r>
-      <w:r>
-        <w:rPr>
-          <w:rFonts w:ascii="Times New Roman" w:hAnsi="Times New Roman"/>
-          <w:sz w:val="26"/>
-        </w:rPr>
-        <w:t xml:space="preserve"> tại thời điểm thỏa thuận giữa Quỹ tín dụng nhân dân Thái Học với khách hàng được áp dụng theo nghị quyết hoặc quyết định của hội đồng quản trị về lãi suất cho vay</w:t>
-      </w:r>
-      <w:r>
-        <w:rPr>
-          <w:rFonts w:ascii="Times New Roman" w:hAnsi="Times New Roman"/>
-          <w:sz w:val="26"/>
-        </w:rPr>
-        <w:t>.</w:t>
-      </w:r>
-    </w:p>
-    <w:p>
-      <w:pPr>
-        <w:rPr>
-          <w:rFonts w:ascii="Times New Roman" w:hAnsi="Times New Roman"/>
-          <w:sz w:val="26"/>
-        </w:rPr>
-      </w:pPr>
-      <w:r>
-        <w:rPr>
-          <w:rFonts w:ascii="Times New Roman" w:hAnsi="Times New Roman"/>
-          <w:sz w:val="26"/>
-        </w:rPr>
-        <w:t>c) Gia</w:t>
-      </w:r>
-      <w:r>
-        <w:rPr>
-          <w:rFonts w:ascii="Times New Roman" w:hAnsi="Times New Roman"/>
-          <w:sz w:val="26"/>
-        </w:rPr>
-        <w:t>o</w:t>
-      </w:r>
-      <w:r>
-        <w:rPr>
-          <w:rFonts w:ascii="Times New Roman" w:hAnsi="Times New Roman"/>
-          <w:sz w:val="26"/>
-        </w:rPr>
-        <w:t xml:space="preserve"> cho giám đốc tổ chức thực hiện:</w:t>
-      </w:r>
-    </w:p>
-    <w:p>
-      <w:pPr>
-        <w:rPr>
-          <w:rFonts w:ascii="Times New Roman" w:hAnsi="Times New Roman"/>
-          <w:sz w:val="26"/>
-        </w:rPr>
-      </w:pPr>
-      <w:r>
-        <w:rPr>
-          <w:rFonts w:ascii="Times New Roman" w:hAnsi="Times New Roman"/>
-          <w:sz w:val="26"/>
-        </w:rPr>
-        <w:t>- Kiểm tra lại các thủ tục pháp lý đối với khoản vay và ký kết hợp đồng thế chấp, hợp đồng tín dụng theo quy định.</w:t>
-      </w:r>
-    </w:p>
-    <w:p>
-      <w:pPr>
-        <w:rPr>
-          <w:rFonts w:ascii="Times New Roman" w:hAnsi="Times New Roman"/>
-          <w:sz w:val="26"/>
-        </w:rPr>
-      </w:pPr>
-      <w:r>
-        <w:rPr>
-          <w:rFonts w:ascii="Times New Roman" w:hAnsi="Times New Roman"/>
-          <w:sz w:val="26"/>
-        </w:rPr>
-        <w:t>d</w:t>
-      </w:r>
-      <w:r>
-        <w:rPr>
-          <w:rFonts w:ascii="Times New Roman" w:hAnsi="Times New Roman"/>
-          <w:sz w:val="26"/>
-        </w:rPr>
-        <w:t>)</w:t>
-      </w:r>
-      <w:r>
-        <w:rPr>
-          <w:rFonts w:ascii="Times New Roman" w:hAnsi="Times New Roman"/>
-          <w:sz w:val="26"/>
-        </w:rPr>
-        <w:t xml:space="preserve"> Tổ chức giải ngân theo quy định</w:t>
-      </w:r>
-      <w:r>
-        <w:rPr>
-          <w:rFonts w:ascii="Times New Roman" w:hAnsi="Times New Roman"/>
-          <w:sz w:val="26"/>
-        </w:rPr>
-        <w:t>.</w:t>
-      </w:r>
-    </w:p>
-    <w:p>
-      <w:pPr>
-        <w:rPr>
-          <w:rFonts w:ascii="Times New Roman" w:hAnsi="Times New Roman"/>
-          <w:sz w:val="26"/>
-        </w:rPr>
-      </w:pPr>
-      <w:r>
-        <w:rPr>
-          <w:rFonts w:ascii="Times New Roman" w:hAnsi="Times New Roman"/>
-          <w:sz w:val="26"/>
-        </w:rPr>
-        <w:t>e) Giao cán bộ tín dụng, Ban kiểm soát thực hiện việc theo dõi giám sát khoản vay theo quy định</w:t>
-      </w:r>
-      <w:r>
-        <w:rPr>
-          <w:rFonts w:ascii="Times New Roman" w:hAnsi="Times New Roman"/>
-          <w:sz w:val="26"/>
-        </w:rPr>
-        <w:t>.</w:t>
-      </w:r>
-    </w:p>
-    <w:p>
-      <w:pPr>
-        <w:rPr>
-          <w:rFonts w:ascii="Times New Roman" w:hAnsi="Times New Roman"/>
-          <w:sz w:val="26"/>
-        </w:rPr>
-      </w:pPr>
-      <w:r>
-        <w:rPr>
-          <w:rFonts w:ascii="Times New Roman" w:hAnsi="Times New Roman"/>
-          <w:sz w:val="26"/>
-        </w:rPr>
-        <w:t>Biên bản này được lập và được lưu tại hồ sơ tín dụng theo đúng quy định.</w:t>
-      </w:r>
-    </w:p>
-    <w:p>
-      <w:pPr>
-        <w:ind w:firstLine="720"/>
-        <w:rPr>
-          <w:rFonts w:ascii="Times New Roman" w:hAnsi="Times New Roman"/>
-          <w:b/>
-          <w:sz w:val="26"/>
-        </w:rPr>
-      </w:pPr>
-      <w:r>
-        <w:rPr>
-          <w:rFonts w:ascii="Times New Roman" w:hAnsi="Times New Roman"/>
-          <w:b/>
-          <w:sz w:val="26"/>
-        </w:rPr>
-        <w:t>Ủ</w:t>
-      </w:r>
-      <w:r>
-        <w:rPr>
-          <w:rFonts w:ascii="Times New Roman" w:hAnsi="Times New Roman"/>
-          <w:b/>
-          <w:sz w:val="26"/>
-        </w:rPr>
-        <w:t>y viên</w:t>
-      </w:r>
-      <w:r>
-        <w:rPr>
-          <w:rFonts w:ascii="Times New Roman" w:hAnsi="Times New Roman"/>
-          <w:b/>
-          <w:sz w:val="26"/>
-        </w:rPr>
-        <w:tab/>
-      </w:r>
-      <w:r>
-        <w:rPr>
-          <w:rFonts w:ascii="Times New Roman" w:hAnsi="Times New Roman"/>
-          <w:b/>
-          <w:sz w:val="26"/>
-        </w:rPr>
-        <w:tab/>
-      </w:r>
-      <w:r>
-        <w:rPr>
-          <w:rFonts w:ascii="Times New Roman" w:hAnsi="Times New Roman"/>
-          <w:b/>
-          <w:sz w:val="26"/>
-        </w:rPr>
-        <w:tab/>
-      </w:r>
-      <w:r>
-        <w:rPr>
-          <w:rFonts w:ascii="Times New Roman" w:hAnsi="Times New Roman"/>
-          <w:b/>
-          <w:sz w:val="26"/>
-        </w:rPr>
-        <w:t>Ủ</w:t>
-      </w:r>
-      <w:r>
-        <w:rPr>
-          <w:rFonts w:ascii="Times New Roman" w:hAnsi="Times New Roman"/>
-          <w:b/>
-          <w:sz w:val="26"/>
-        </w:rPr>
-        <w:t>y viên</w:t>
-      </w:r>
-      <w:r>
-        <w:rPr>
-          <w:rFonts w:ascii="Times New Roman" w:hAnsi="Times New Roman"/>
-          <w:b/>
-          <w:sz w:val="26"/>
-        </w:rPr>
-        <w:tab/>
-        <w:t xml:space="preserve">                       </w:t>
-      </w:r>
-      <w:r>
-        <w:rPr>
-          <w:rFonts w:ascii="Times New Roman" w:hAnsi="Times New Roman"/>
-          <w:b/>
-          <w:sz w:val="26"/>
-        </w:rPr>
-        <w:t>Trưởng ban</w:t>
-      </w:r>
-    </w:p>
-    <w:p>
-      <w:pPr>
-        <w:rPr>
-          <w:rFonts w:ascii="Times New Roman" w:hAnsi="Times New Roman"/>
-          <w:i/>
-          <w:sz w:val="26"/>
-        </w:rPr>
-      </w:pPr>
-      <w:r>
-        <w:rPr>
-          <w:rFonts w:ascii="Times New Roman" w:hAnsi="Times New Roman"/>
-          <w:i/>
-          <w:sz w:val="26"/>
-        </w:rPr>
-        <w:t>(Ký và ghi rõ họ tên)</w:t>
-      </w:r>
-      <w:r>
-        <w:rPr>
-          <w:rFonts w:ascii="Times New Roman" w:hAnsi="Times New Roman"/>
-          <w:i/>
-          <w:sz w:val="26"/>
-        </w:rPr>
-        <w:tab/>
-      </w:r>
-      <w:r>
-        <w:rPr>
-          <w:rFonts w:ascii="Times New Roman" w:hAnsi="Times New Roman"/>
-          <w:i/>
-          <w:sz w:val="26"/>
-        </w:rPr>
-        <w:t>(Ký và ghi rõ họ tên)</w:t>
-      </w:r>
-      <w:r>
-        <w:rPr>
-          <w:rFonts w:ascii="Times New Roman" w:hAnsi="Times New Roman"/>
-          <w:i/>
-          <w:sz w:val="26"/>
-        </w:rPr>
-        <w:t xml:space="preserve">         </w:t>
-      </w:r>
-      <w:r>
-        <w:rPr>
-          <w:rFonts w:ascii="Times New Roman" w:hAnsi="Times New Roman"/>
-          <w:i/>
-          <w:sz w:val="26"/>
-        </w:rPr>
-        <w:t xml:space="preserve">(Ký, </w:t>
-      </w:r>
-      <w:r>
-        <w:rPr>
-          <w:rFonts w:ascii="Times New Roman" w:hAnsi="Times New Roman"/>
-          <w:i/>
-          <w:sz w:val="26"/>
-        </w:rPr>
-        <w:t>ghi rõ họ</w:t>
-      </w:r>
-      <w:r>
-        <w:rPr>
-          <w:rFonts w:ascii="Times New Roman" w:hAnsi="Times New Roman"/>
-          <w:i/>
-          <w:sz w:val="26"/>
-        </w:rPr>
-        <w:t xml:space="preserve"> tê</w:t>
-      </w:r>
-      <w:r>
-        <w:rPr>
-          <w:rFonts w:ascii="Times New Roman" w:hAnsi="Times New Roman"/>
-          <w:i/>
-          <w:sz w:val="26"/>
-        </w:rPr>
-        <w:t>n</w:t>
-      </w:r>
-      <w:r>
-        <w:rPr>
-          <w:rFonts w:ascii="Times New Roman" w:hAnsi="Times New Roman"/>
-          <w:i/>
-          <w:sz w:val="26"/>
-        </w:rPr>
-        <w:t xml:space="preserve"> </w:t>
-      </w:r>
-      <w:r>
-        <w:rPr>
-          <w:rFonts w:ascii="Times New Roman" w:hAnsi="Times New Roman"/>
-          <w:i/>
-          <w:sz w:val="26"/>
-        </w:rPr>
-        <w:t xml:space="preserve">và đóng dấu )                     </w:t>
-      </w:r>
-    </w:p>
-    <w:p>
-      <w:pPr>
-        <w:rPr>
-          <w:rFonts w:ascii="Times New Roman" w:hAnsi="Times New Roman"/>
-          <w:i/>
-          <w:sz w:val="26"/>
-        </w:rPr>
-      </w:pPr>
-    </w:p>
-    <w:p>
-      <w:pPr>
-        <w:rPr>
-          <w:rFonts w:ascii="Times New Roman" w:hAnsi="Times New Roman"/>
-          <w:i/>
-          <w:sz w:val="26"/>
-        </w:rPr>
-      </w:pPr>
-    </w:p>
-    <w:p>
-      <w:pPr>
-        <w:rPr>
-          <w:rFonts w:ascii="Times New Roman" w:hAnsi="Times New Roman"/>
-          <w:i/>
-          <w:sz w:val="26"/>
-        </w:rPr>
-      </w:pPr>
-    </w:p>
-    <w:p>
-      <w:pPr>
-        <w:rPr>
-          <w:rFonts w:ascii="Times New Roman" w:hAnsi="Times New Roman"/>
-          <w:sz w:val="26"/>
-        </w:rPr>
-      </w:pPr>
-      <w:r>
-        <w:rPr>
-          <w:rFonts w:ascii="Times New Roman" w:hAnsi="Times New Roman"/>
-          <w:sz w:val="26"/>
-        </w:rPr>
-        <w:t xml:space="preserve">     </w:t>
-      </w:r>
-      <w:r>
-        <w:rPr>
-          <w:rFonts w:ascii="Times New Roman" w:hAnsi="Times New Roman"/>
-          <w:sz w:val="26"/>
-        </w:rPr>
-        <w:t>Vũ Thanh Hả</w:t>
-      </w:r>
-      <w:r>
-        <w:rPr>
-          <w:rFonts w:ascii="Times New Roman" w:hAnsi="Times New Roman"/>
-          <w:sz w:val="26"/>
-        </w:rPr>
-        <w:t>i</w:t>
-      </w:r>
-      <w:r>
-        <w:rPr>
-          <w:rFonts w:ascii="Times New Roman" w:hAnsi="Times New Roman"/>
-          <w:sz w:val="26"/>
-        </w:rPr>
-        <w:tab/>
-        <w:t xml:space="preserve">               </w:t>
-      </w:r>
-      <w:r>
-        <w:rPr>
-          <w:rFonts w:ascii="Times New Roman" w:hAnsi="Times New Roman"/>
-          <w:sz w:val="26"/>
-        </w:rPr>
         <w:t>Phùng Thị Loan</w:t>
-      </w:r>
-      <w:r>
-        <w:rPr>
-          <w:rFonts w:ascii="Times New Roman" w:hAnsi="Times New Roman"/>
-          <w:sz w:val="26"/>
-        </w:rPr>
-        <w:tab/>
-      </w:r>
-      <w:r>
-        <w:rPr>
-          <w:rFonts w:ascii="Times New Roman" w:hAnsi="Times New Roman"/>
-          <w:sz w:val="26"/>
-        </w:rPr>
-        <w:tab/>
-        <w:t xml:space="preserve">          </w:t>
-      </w:r>
-      <w:r>
-        <w:rPr>
-          <w:rFonts w:ascii="Times New Roman" w:hAnsi="Times New Roman"/>
-          <w:sz w:val="26"/>
-        </w:rPr>
-        <w:t>Vũ Đình Hoành</w:t>
       </w:r>
     </w:p>
     <w:sectPr>

--- a/src/main/resources/templates/BienBanXetDuyetChoVay.docx
+++ b/src/main/resources/templates/BienBanXetDuyetChoVay.docx
@@ -403,6 +403,23 @@
       <w:r>
         <w:rPr>
           <w:rFonts w:ascii="Times New Roman" w:hAnsi="Times New Roman"/>
+          <w:b/>
+          <w:sz w:val="26"/>
+        </w:rPr>
+        <w:t xml:space="preserve"> </w:t>
+      </w:r>
+      <w:bookmarkStart w:id="0" w:name="_GoBack"/>
+      <w:r>
+        <w:rPr>
+          <w:rFonts w:ascii="Times New Roman" w:hAnsi="Times New Roman"/>
+          <w:sz w:val="26"/>
+        </w:rPr>
+        <w:t>và</w:t>
+      </w:r>
+      <w:bookmarkEnd w:id="0"/>
+      <w:r>
+        <w:rPr>
+          <w:rFonts w:ascii="Times New Roman" w:hAnsi="Times New Roman"/>
           <w:sz w:val="26"/>
         </w:rPr>
         <w:t xml:space="preserve"> {{gtntt}}</w:t>
@@ -1466,16 +1483,7 @@
           <w:rFonts w:ascii="Times New Roman" w:hAnsi="Times New Roman"/>
           <w:sz w:val="26"/>
         </w:rPr>
-        <w:t xml:space="preserve">    </w:t>
-      </w:r>
-      <w:bookmarkStart w:id="0" w:name="_GoBack"/>
-      <w:bookmarkEnd w:id="0"/>
-      <w:r>
-        <w:rPr>
-          <w:rFonts w:ascii="Times New Roman" w:hAnsi="Times New Roman"/>
-          <w:sz w:val="26"/>
-        </w:rPr>
-        <w:t>Vũ Xuân Long</w:t>
+        <w:t xml:space="preserve">    Vũ Xuân Long</w:t>
       </w:r>
       <w:r>
         <w:rPr>

--- a/src/main/resources/templates/BienBanXetDuyetChoVay.docx
+++ b/src/main/resources/templates/BienBanXetDuyetChoVay.docx
@@ -4,7 +4,7 @@
   <w:body>
     <w:p>
       <w:pPr>
-        <w:spacing w:after="0" w:line="240" w:lineRule="auto"/>
+        <w:spacing w:after="0" w:line="288" w:lineRule="auto"/>
         <w:rPr>
           <w:rFonts w:ascii="Times New Roman" w:hAnsi="Times New Roman"/>
           <w:b/>
@@ -46,7 +46,7 @@
     </w:p>
     <w:p>
       <w:pPr>
-        <w:spacing w:after="0" w:line="240" w:lineRule="auto"/>
+        <w:spacing w:after="0" w:line="288" w:lineRule="auto"/>
         <w:rPr>
           <w:rFonts w:ascii="Times New Roman" w:hAnsi="Times New Roman"/>
           <w:b/>
@@ -96,8 +96,11 @@
         <w:t>Độc lập – Tự do – Hạnh phúc</w:t>
       </w:r>
     </w:p>
-    <w:p>
-      <w:pPr>
+    <w:bookmarkStart w:id="0" w:name="_GoBack"/>
+    <w:bookmarkEnd w:id="0"/>
+    <w:p>
+      <w:pPr>
+        <w:spacing w:after="0" w:line="288" w:lineRule="auto"/>
         <w:jc w:val="center"/>
         <w:rPr>
           <w:rFonts w:ascii="Times New Roman" w:hAnsi="Times New Roman"/>
@@ -236,6 +239,7 @@
     </w:p>
     <w:p>
       <w:pPr>
+        <w:spacing w:after="0" w:line="288" w:lineRule="auto"/>
         <w:jc w:val="center"/>
         <w:rPr>
           <w:rFonts w:ascii="Times New Roman" w:hAnsi="Times New Roman"/>
@@ -246,6 +250,7 @@
     </w:p>
     <w:p>
       <w:pPr>
+        <w:spacing w:after="0" w:line="288" w:lineRule="auto"/>
         <w:jc w:val="center"/>
         <w:rPr>
           <w:rFonts w:ascii="Times New Roman" w:hAnsi="Times New Roman"/>
@@ -264,6 +269,7 @@
     </w:p>
     <w:p>
       <w:pPr>
+        <w:spacing w:after="0" w:line="288" w:lineRule="auto"/>
         <w:jc w:val="center"/>
         <w:rPr>
           <w:rFonts w:ascii="Times New Roman" w:hAnsi="Times New Roman"/>
@@ -287,6 +293,7 @@
           <w:ilvl w:val="0"/>
           <w:numId w:val="1"/>
         </w:numPr>
+        <w:spacing w:after="0" w:line="288" w:lineRule="auto"/>
         <w:rPr>
           <w:rFonts w:ascii="Times New Roman" w:hAnsi="Times New Roman"/>
           <w:i/>
@@ -309,6 +316,7 @@
           <w:ilvl w:val="0"/>
           <w:numId w:val="1"/>
         </w:numPr>
+        <w:spacing w:after="0" w:line="288" w:lineRule="auto"/>
         <w:rPr>
           <w:rFonts w:ascii="Times New Roman" w:hAnsi="Times New Roman"/>
           <w:i/>
@@ -343,6 +351,7 @@
     <w:p>
       <w:pPr>
         <w:pStyle w:val="ListParagraph"/>
+        <w:spacing w:after="0" w:line="288" w:lineRule="auto"/>
         <w:rPr>
           <w:rFonts w:ascii="Times New Roman" w:hAnsi="Times New Roman"/>
           <w:sz w:val="26"/>
@@ -380,6 +389,7 @@
     <w:p>
       <w:pPr>
         <w:pStyle w:val="ListParagraph"/>
+        <w:spacing w:after="0" w:line="288" w:lineRule="auto"/>
         <w:rPr>
           <w:rFonts w:ascii="Times New Roman" w:hAnsi="Times New Roman"/>
           <w:sz w:val="26"/>
@@ -408,7 +418,14 @@
         </w:rPr>
         <w:t xml:space="preserve"> </w:t>
       </w:r>
-      <w:bookmarkStart w:id="0" w:name="_GoBack"/>
+      <w:r>
+        <w:rPr>
+          <w:rFonts w:ascii="Times New Roman" w:hAnsi="Times New Roman"/>
+          <w:b/>
+          <w:sz w:val="26"/>
+        </w:rPr>
+        <w:t xml:space="preserve">  </w:t>
+      </w:r>
       <w:r>
         <w:rPr>
           <w:rFonts w:ascii="Times New Roman" w:hAnsi="Times New Roman"/>
@@ -416,14 +433,6 @@
         </w:rPr>
         <w:t>và</w:t>
       </w:r>
-      <w:bookmarkEnd w:id="0"/>
-      <w:r>
-        <w:rPr>
-          <w:rFonts w:ascii="Times New Roman" w:hAnsi="Times New Roman"/>
-          <w:sz w:val="26"/>
-        </w:rPr>
-        <w:t xml:space="preserve"> {{gtntt}}</w:t>
-      </w:r>
       <w:r>
         <w:rPr>
           <w:rFonts w:ascii="Times New Roman" w:hAnsi="Times New Roman"/>
@@ -434,6 +443,27 @@
       <w:r>
         <w:rPr>
           <w:rFonts w:ascii="Times New Roman" w:hAnsi="Times New Roman"/>
+          <w:sz w:val="26"/>
+        </w:rPr>
+        <w:t xml:space="preserve">  </w:t>
+      </w:r>
+      <w:r>
+        <w:rPr>
+          <w:rFonts w:ascii="Times New Roman" w:hAnsi="Times New Roman"/>
+          <w:sz w:val="26"/>
+        </w:rPr>
+        <w:t>{{gtntt}}</w:t>
+      </w:r>
+      <w:r>
+        <w:rPr>
+          <w:rFonts w:ascii="Times New Roman" w:hAnsi="Times New Roman"/>
+          <w:sz w:val="26"/>
+        </w:rPr>
+        <w:t xml:space="preserve"> </w:t>
+      </w:r>
+      <w:r>
+        <w:rPr>
+          <w:rFonts w:ascii="Times New Roman" w:hAnsi="Times New Roman"/>
           <w:b/>
           <w:sz w:val="26"/>
         </w:rPr>
@@ -450,6 +480,7 @@
     </w:p>
     <w:p>
       <w:pPr>
+        <w:spacing w:after="0" w:line="288" w:lineRule="auto"/>
         <w:ind w:left="360" w:firstLine="360"/>
         <w:rPr>
           <w:rFonts w:ascii="Times New Roman" w:hAnsi="Times New Roman"/>
@@ -466,6 +497,7 @@
     </w:p>
     <w:p>
       <w:pPr>
+        <w:spacing w:after="0" w:line="288" w:lineRule="auto"/>
         <w:ind w:left="360" w:firstLine="360"/>
         <w:rPr>
           <w:rFonts w:ascii="Times New Roman" w:hAnsi="Times New Roman"/>
@@ -484,6 +516,7 @@
     </w:p>
     <w:p>
       <w:pPr>
+        <w:spacing w:after="0" w:line="288" w:lineRule="auto"/>
         <w:ind w:left="360" w:firstLine="360"/>
         <w:rPr>
           <w:rFonts w:ascii="Times New Roman" w:hAnsi="Times New Roman"/>
@@ -557,6 +590,7 @@
     </w:p>
     <w:p>
       <w:pPr>
+        <w:spacing w:after="0" w:line="288" w:lineRule="auto"/>
         <w:ind w:left="360" w:firstLine="360"/>
         <w:rPr>
           <w:rFonts w:ascii="Times New Roman" w:hAnsi="Times New Roman"/>
@@ -588,6 +622,7 @@
     </w:p>
     <w:p>
       <w:pPr>
+        <w:spacing w:after="0" w:line="288" w:lineRule="auto"/>
         <w:ind w:left="360" w:firstLine="360"/>
         <w:rPr>
           <w:rFonts w:ascii="Times New Roman" w:hAnsi="Times New Roman"/>
@@ -647,6 +682,7 @@
     </w:p>
     <w:p>
       <w:pPr>
+        <w:spacing w:after="0" w:line="288" w:lineRule="auto"/>
         <w:ind w:left="360" w:firstLine="360"/>
         <w:rPr>
           <w:rFonts w:ascii="Times New Roman" w:hAnsi="Times New Roman"/>
@@ -664,6 +700,7 @@
     </w:p>
     <w:p>
       <w:pPr>
+        <w:spacing w:after="0" w:line="288" w:lineRule="auto"/>
         <w:ind w:left="360" w:firstLine="360"/>
         <w:rPr>
           <w:rFonts w:ascii="Times New Roman" w:hAnsi="Times New Roman"/>
@@ -690,6 +727,7 @@
     </w:p>
     <w:p>
       <w:pPr>
+        <w:spacing w:after="0" w:line="288" w:lineRule="auto"/>
         <w:rPr>
           <w:rFonts w:ascii="Times New Roman" w:hAnsi="Times New Roman"/>
           <w:sz w:val="26"/>
@@ -712,6 +750,7 @@
     </w:p>
     <w:p>
       <w:pPr>
+        <w:spacing w:after="0" w:line="288" w:lineRule="auto"/>
         <w:rPr>
           <w:rFonts w:ascii="Times New Roman" w:hAnsi="Times New Roman"/>
           <w:sz w:val="26"/>
@@ -727,6 +766,7 @@
     </w:p>
     <w:p>
       <w:pPr>
+        <w:spacing w:after="0" w:line="288" w:lineRule="auto"/>
         <w:rPr>
           <w:rFonts w:ascii="Times New Roman" w:hAnsi="Times New Roman"/>
           <w:sz w:val="26"/>
@@ -742,6 +782,7 @@
     </w:p>
     <w:p>
       <w:pPr>
+        <w:spacing w:after="0" w:line="288" w:lineRule="auto"/>
         <w:rPr>
           <w:rFonts w:ascii="Times New Roman" w:hAnsi="Times New Roman"/>
           <w:sz w:val="26"/>
@@ -757,6 +798,7 @@
     </w:p>
     <w:p>
       <w:pPr>
+        <w:spacing w:after="0" w:line="288" w:lineRule="auto"/>
         <w:rPr>
           <w:rFonts w:ascii="Times New Roman" w:hAnsi="Times New Roman"/>
           <w:sz w:val="26"/>
@@ -772,6 +814,7 @@
     </w:p>
     <w:p>
       <w:pPr>
+        <w:spacing w:after="0" w:line="288" w:lineRule="auto"/>
         <w:rPr>
           <w:rFonts w:ascii="Times New Roman" w:hAnsi="Times New Roman"/>
           <w:sz w:val="26"/>
@@ -794,6 +837,7 @@
     </w:p>
     <w:p>
       <w:pPr>
+        <w:spacing w:after="0" w:line="288" w:lineRule="auto"/>
         <w:rPr>
           <w:rFonts w:ascii="Times New Roman" w:hAnsi="Times New Roman"/>
           <w:sz w:val="26"/>
@@ -809,6 +853,7 @@
     </w:p>
     <w:p>
       <w:pPr>
+        <w:spacing w:after="0" w:line="288" w:lineRule="auto"/>
         <w:rPr>
           <w:rFonts w:ascii="Times New Roman" w:hAnsi="Times New Roman"/>
           <w:sz w:val="26"/>
@@ -831,6 +876,322 @@
     </w:p>
     <w:p>
       <w:pPr>
+        <w:spacing w:after="0" w:line="288" w:lineRule="auto"/>
+        <w:rPr>
+          <w:rFonts w:ascii="Times New Roman" w:hAnsi="Times New Roman"/>
+          <w:sz w:val="26"/>
+        </w:rPr>
+      </w:pPr>
+      <w:r>
+        <w:rPr>
+          <w:rFonts w:ascii="Times New Roman" w:hAnsi="Times New Roman"/>
+          <w:sz w:val="26"/>
+        </w:rPr>
+        <w:t>a) Chấp thuận cho vay</w:t>
+      </w:r>
+      <w:r>
+        <w:rPr>
+          <w:rFonts w:ascii="Times New Roman" w:hAnsi="Times New Roman"/>
+          <w:sz w:val="26"/>
+        </w:rPr>
+        <w:t xml:space="preserve"> </w:t>
+      </w:r>
+      <w:r>
+        <w:rPr>
+          <w:rFonts w:ascii="Times New Roman" w:hAnsi="Times New Roman"/>
+          <w:sz w:val="26"/>
+        </w:rPr>
+        <w:t>đối với khách hàng:</w:t>
+      </w:r>
+      <w:r>
+        <w:rPr>
+          <w:rFonts w:ascii="Times New Roman" w:hAnsi="Times New Roman"/>
+          <w:sz w:val="26"/>
+        </w:rPr>
+        <w:t xml:space="preserve"> </w:t>
+      </w:r>
+    </w:p>
+    <w:p>
+      <w:pPr>
+        <w:spacing w:after="0" w:line="288" w:lineRule="auto"/>
+        <w:ind w:left="720" w:firstLine="720"/>
+        <w:rPr>
+          <w:rFonts w:ascii="Times New Roman" w:hAnsi="Times New Roman"/>
+          <w:sz w:val="26"/>
+        </w:rPr>
+      </w:pPr>
+      <w:r>
+        <w:rPr>
+          <w:rFonts w:ascii="Times New Roman" w:hAnsi="Times New Roman"/>
+          <w:sz w:val="26"/>
+        </w:rPr>
+        <w:t>{{gtkht}}</w:t>
+      </w:r>
+      <w:r>
+        <w:rPr>
+          <w:rFonts w:ascii="Times New Roman" w:hAnsi="Times New Roman"/>
+          <w:sz w:val="26"/>
+        </w:rPr>
+        <w:t xml:space="preserve"> </w:t>
+      </w:r>
+      <w:r>
+        <w:rPr>
+          <w:rFonts w:ascii="Times New Roman" w:hAnsi="Times New Roman"/>
+          <w:b/>
+          <w:sz w:val="26"/>
+        </w:rPr>
+        <w:t>{{kh}}</w:t>
+      </w:r>
+      <w:r>
+        <w:rPr>
+          <w:rFonts w:ascii="Times New Roman" w:hAnsi="Times New Roman"/>
+          <w:b/>
+          <w:sz w:val="26"/>
+        </w:rPr>
+        <w:t xml:space="preserve"> </w:t>
+      </w:r>
+      <w:r>
+        <w:rPr>
+          <w:rFonts w:ascii="Times New Roman" w:hAnsi="Times New Roman"/>
+          <w:b/>
+          <w:sz w:val="26"/>
+        </w:rPr>
+        <w:tab/>
+      </w:r>
+      <w:r>
+        <w:rPr>
+          <w:rFonts w:ascii="Times New Roman" w:hAnsi="Times New Roman"/>
+          <w:sz w:val="26"/>
+        </w:rPr>
+        <w:t>và</w:t>
+      </w:r>
+      <w:r>
+        <w:rPr>
+          <w:rFonts w:ascii="Times New Roman" w:hAnsi="Times New Roman"/>
+          <w:sz w:val="26"/>
+        </w:rPr>
+        <w:t xml:space="preserve"> </w:t>
+      </w:r>
+      <w:r>
+        <w:rPr>
+          <w:rFonts w:ascii="Times New Roman" w:hAnsi="Times New Roman"/>
+          <w:sz w:val="26"/>
+        </w:rPr>
+        <w:tab/>
+      </w:r>
+      <w:r>
+        <w:rPr>
+          <w:rFonts w:ascii="Times New Roman" w:hAnsi="Times New Roman"/>
+          <w:sz w:val="26"/>
+        </w:rPr>
+        <w:t>{{gtntt}}</w:t>
+      </w:r>
+      <w:r>
+        <w:rPr>
+          <w:rFonts w:ascii="Times New Roman" w:hAnsi="Times New Roman"/>
+          <w:sz w:val="26"/>
+        </w:rPr>
+        <w:t xml:space="preserve"> </w:t>
+      </w:r>
+      <w:r>
+        <w:rPr>
+          <w:rFonts w:ascii="Times New Roman" w:hAnsi="Times New Roman"/>
+          <w:b/>
+          <w:sz w:val="26"/>
+        </w:rPr>
+        <w:t>{{ntkh}}</w:t>
+      </w:r>
+    </w:p>
+    <w:p>
+      <w:pPr>
+        <w:spacing w:after="0" w:line="288" w:lineRule="auto"/>
+        <w:rPr>
+          <w:rFonts w:ascii="Times New Roman" w:hAnsi="Times New Roman"/>
+          <w:sz w:val="26"/>
+        </w:rPr>
+      </w:pPr>
+      <w:r>
+        <w:rPr>
+          <w:rFonts w:ascii="Times New Roman" w:hAnsi="Times New Roman"/>
+          <w:sz w:val="26"/>
+        </w:rPr>
+        <w:t xml:space="preserve">     </w:t>
+      </w:r>
+      <w:r>
+        <w:rPr>
+          <w:rFonts w:ascii="Times New Roman" w:hAnsi="Times New Roman"/>
+          <w:sz w:val="26"/>
+        </w:rPr>
+        <w:t>Địa chỉ: {{ttkh}}.</w:t>
+      </w:r>
+    </w:p>
+    <w:p>
+      <w:pPr>
+        <w:spacing w:after="0" w:line="288" w:lineRule="auto"/>
+        <w:rPr>
+          <w:rFonts w:ascii="Times New Roman" w:hAnsi="Times New Roman"/>
+          <w:sz w:val="26"/>
+        </w:rPr>
+      </w:pPr>
+      <w:r>
+        <w:rPr>
+          <w:rFonts w:ascii="Times New Roman" w:hAnsi="Times New Roman"/>
+          <w:sz w:val="26"/>
+        </w:rPr>
+        <w:t xml:space="preserve">     </w:t>
+      </w:r>
+      <w:r>
+        <w:rPr>
+          <w:rFonts w:ascii="Times New Roman" w:hAnsi="Times New Roman"/>
+          <w:sz w:val="26"/>
+        </w:rPr>
+        <w:t>Phương thức cho vay: Từng lần.</w:t>
+      </w:r>
+    </w:p>
+    <w:p>
+      <w:pPr>
+        <w:spacing w:after="0" w:line="288" w:lineRule="auto"/>
+        <w:rPr>
+          <w:rFonts w:ascii="Times New Roman" w:hAnsi="Times New Roman"/>
+          <w:sz w:val="26"/>
+        </w:rPr>
+      </w:pPr>
+      <w:r>
+        <w:rPr>
+          <w:rFonts w:ascii="Times New Roman" w:hAnsi="Times New Roman"/>
+          <w:sz w:val="26"/>
+        </w:rPr>
+        <w:t xml:space="preserve">     </w:t>
+      </w:r>
+      <w:r>
+        <w:rPr>
+          <w:rFonts w:ascii="Times New Roman" w:hAnsi="Times New Roman"/>
+          <w:sz w:val="26"/>
+        </w:rPr>
+        <w:t>Tổng số tiền</w:t>
+      </w:r>
+      <w:r>
+        <w:rPr>
+          <w:rFonts w:ascii="Times New Roman" w:hAnsi="Times New Roman"/>
+          <w:sz w:val="26"/>
+        </w:rPr>
+        <w:t xml:space="preserve"> duyệt </w:t>
+      </w:r>
+      <w:r>
+        <w:rPr>
+          <w:rFonts w:ascii="Times New Roman" w:hAnsi="Times New Roman"/>
+          <w:sz w:val="26"/>
+        </w:rPr>
+        <w:t xml:space="preserve">cho vay: {{tienso}} đồng. </w:t>
+      </w:r>
+    </w:p>
+    <w:p>
+      <w:pPr>
+        <w:spacing w:after="0" w:line="288" w:lineRule="auto"/>
+        <w:rPr>
+          <w:rFonts w:ascii="Times New Roman" w:hAnsi="Times New Roman"/>
+          <w:sz w:val="26"/>
+        </w:rPr>
+      </w:pPr>
+      <w:r>
+        <w:rPr>
+          <w:rFonts w:ascii="Times New Roman" w:hAnsi="Times New Roman"/>
+          <w:sz w:val="26"/>
+        </w:rPr>
+        <w:t xml:space="preserve">     </w:t>
+      </w:r>
+      <w:r>
+        <w:rPr>
+          <w:rFonts w:ascii="Times New Roman" w:hAnsi="Times New Roman"/>
+          <w:sz w:val="26"/>
+        </w:rPr>
+        <w:t>Bằng chữ</w:t>
+      </w:r>
+      <w:r>
+        <w:rPr>
+          <w:rFonts w:ascii="Times New Roman" w:hAnsi="Times New Roman"/>
+          <w:sz w:val="26"/>
+        </w:rPr>
+        <w:t>: {{tc}}</w:t>
+      </w:r>
+      <w:r>
+        <w:rPr>
+          <w:rFonts w:ascii="Times New Roman" w:hAnsi="Times New Roman"/>
+          <w:sz w:val="26"/>
+        </w:rPr>
+        <w:t>.</w:t>
+      </w:r>
+    </w:p>
+    <w:p>
+      <w:pPr>
+        <w:spacing w:after="0" w:line="288" w:lineRule="auto"/>
+        <w:rPr>
+          <w:rFonts w:ascii="Times New Roman" w:hAnsi="Times New Roman"/>
+          <w:sz w:val="26"/>
+        </w:rPr>
+      </w:pPr>
+      <w:r>
+        <w:rPr>
+          <w:rFonts w:ascii="Times New Roman" w:hAnsi="Times New Roman"/>
+          <w:sz w:val="26"/>
+        </w:rPr>
+        <w:t xml:space="preserve">     </w:t>
+      </w:r>
+      <w:r>
+        <w:rPr>
+          <w:rFonts w:ascii="Times New Roman" w:hAnsi="Times New Roman"/>
+          <w:sz w:val="26"/>
+        </w:rPr>
+        <w:t>Mục đích sử dụng vốn: {{mdvay}}.</w:t>
+      </w:r>
+    </w:p>
+    <w:p>
+      <w:pPr>
+        <w:spacing w:after="0" w:line="288" w:lineRule="auto"/>
+        <w:rPr>
+          <w:rFonts w:ascii="Times New Roman" w:hAnsi="Times New Roman"/>
+          <w:sz w:val="26"/>
+        </w:rPr>
+      </w:pPr>
+      <w:r>
+        <w:rPr>
+          <w:rFonts w:ascii="Times New Roman" w:hAnsi="Times New Roman"/>
+          <w:sz w:val="26"/>
+        </w:rPr>
+        <w:t xml:space="preserve">     </w:t>
+      </w:r>
+      <w:r>
+        <w:rPr>
+          <w:rFonts w:ascii="Times New Roman" w:hAnsi="Times New Roman"/>
+          <w:sz w:val="26"/>
+        </w:rPr>
+        <w:t>Thời hạn vay vố</w:t>
+      </w:r>
+      <w:r>
+        <w:rPr>
+          <w:rFonts w:ascii="Times New Roman" w:hAnsi="Times New Roman"/>
+          <w:sz w:val="26"/>
+        </w:rPr>
+        <w:t>n: {{thv}}</w:t>
+      </w:r>
+      <w:r>
+        <w:rPr>
+          <w:rFonts w:ascii="Times New Roman" w:hAnsi="Times New Roman"/>
+          <w:sz w:val="26"/>
+        </w:rPr>
+        <w:t xml:space="preserve"> Năm</w:t>
+      </w:r>
+      <w:r>
+        <w:rPr>
+          <w:rFonts w:ascii="Times New Roman" w:hAnsi="Times New Roman"/>
+          <w:sz w:val="26"/>
+        </w:rPr>
+        <w:t>.</w:t>
+      </w:r>
+    </w:p>
+    <w:p>
+      <w:pPr>
+        <w:spacing w:after="0" w:line="288" w:lineRule="auto"/>
         <w:rPr>
           <w:rFonts w:ascii="Times New Roman" w:hAnsi="Times New Roman"/>
           <w:sz w:val="26"/>
@@ -842,181 +1203,49 @@
           <w:sz w:val="26"/>
         </w:rPr>
         <w:lastRenderedPageBreak/>
-        <w:t>a) Chấp thuận cho vay</w:t>
-      </w:r>
-      <w:r>
-        <w:rPr>
-          <w:rFonts w:ascii="Times New Roman" w:hAnsi="Times New Roman"/>
-          <w:sz w:val="26"/>
-        </w:rPr>
-        <w:t xml:space="preserve"> và giao cho giám đốc quyết định cho vay</w:t>
-      </w:r>
-      <w:r>
-        <w:rPr>
-          <w:rFonts w:ascii="Times New Roman" w:hAnsi="Times New Roman"/>
-          <w:sz w:val="26"/>
-        </w:rPr>
-        <w:t xml:space="preserve"> đối với khách hàng:</w:t>
-      </w:r>
-      <w:r>
-        <w:rPr>
-          <w:rFonts w:ascii="Times New Roman" w:hAnsi="Times New Roman"/>
-          <w:sz w:val="26"/>
-        </w:rPr>
-        <w:t xml:space="preserve"> {{gtkht}}</w:t>
-      </w:r>
-      <w:r>
-        <w:rPr>
-          <w:rFonts w:ascii="Times New Roman" w:hAnsi="Times New Roman"/>
-          <w:sz w:val="26"/>
-        </w:rPr>
-        <w:t xml:space="preserve"> </w:t>
-      </w:r>
-      <w:r>
-        <w:rPr>
-          <w:rFonts w:ascii="Times New Roman" w:hAnsi="Times New Roman"/>
-          <w:b/>
-          <w:sz w:val="26"/>
-        </w:rPr>
-        <w:t>{{kh}}</w:t>
-      </w:r>
-      <w:r>
-        <w:rPr>
-          <w:rFonts w:ascii="Times New Roman" w:hAnsi="Times New Roman"/>
-          <w:sz w:val="26"/>
-        </w:rPr>
-        <w:t xml:space="preserve"> </w:t>
-      </w:r>
-      <w:r>
-        <w:rPr>
-          <w:rFonts w:ascii="Times New Roman" w:hAnsi="Times New Roman"/>
-          <w:sz w:val="26"/>
-        </w:rPr>
-        <w:t>{{gtntt}}</w:t>
-      </w:r>
-      <w:r>
-        <w:rPr>
-          <w:rFonts w:ascii="Times New Roman" w:hAnsi="Times New Roman"/>
-          <w:sz w:val="26"/>
-        </w:rPr>
-        <w:t xml:space="preserve"> </w:t>
-      </w:r>
-      <w:r>
-        <w:rPr>
-          <w:rFonts w:ascii="Times New Roman" w:hAnsi="Times New Roman"/>
-          <w:b/>
-          <w:sz w:val="26"/>
-        </w:rPr>
-        <w:t>{{ntkh}}</w:t>
-      </w:r>
-    </w:p>
-    <w:p>
-      <w:pPr>
-        <w:rPr>
-          <w:rFonts w:ascii="Times New Roman" w:hAnsi="Times New Roman"/>
-          <w:sz w:val="26"/>
-        </w:rPr>
-      </w:pPr>
-      <w:r>
-        <w:rPr>
-          <w:rFonts w:ascii="Times New Roman" w:hAnsi="Times New Roman"/>
-          <w:sz w:val="26"/>
-        </w:rPr>
-        <w:t xml:space="preserve">     </w:t>
-      </w:r>
-      <w:r>
-        <w:rPr>
-          <w:rFonts w:ascii="Times New Roman" w:hAnsi="Times New Roman"/>
-          <w:sz w:val="26"/>
-        </w:rPr>
-        <w:t>Địa chỉ: {{ttkh}}.</w:t>
-      </w:r>
-    </w:p>
-    <w:p>
-      <w:pPr>
-        <w:rPr>
-          <w:rFonts w:ascii="Times New Roman" w:hAnsi="Times New Roman"/>
-          <w:sz w:val="26"/>
-        </w:rPr>
-      </w:pPr>
-      <w:r>
-        <w:rPr>
-          <w:rFonts w:ascii="Times New Roman" w:hAnsi="Times New Roman"/>
-          <w:sz w:val="26"/>
-        </w:rPr>
-        <w:t xml:space="preserve">     </w:t>
-      </w:r>
-      <w:r>
-        <w:rPr>
-          <w:rFonts w:ascii="Times New Roman" w:hAnsi="Times New Roman"/>
-          <w:sz w:val="26"/>
-        </w:rPr>
-        <w:t>Phương thức cho vay: Từng lần.</w:t>
-      </w:r>
-    </w:p>
-    <w:p>
-      <w:pPr>
-        <w:rPr>
-          <w:rFonts w:ascii="Times New Roman" w:hAnsi="Times New Roman"/>
-          <w:sz w:val="26"/>
-        </w:rPr>
-      </w:pPr>
-      <w:r>
-        <w:rPr>
-          <w:rFonts w:ascii="Times New Roman" w:hAnsi="Times New Roman"/>
-          <w:sz w:val="26"/>
-        </w:rPr>
-        <w:t xml:space="preserve">     </w:t>
-      </w:r>
-      <w:r>
-        <w:rPr>
-          <w:rFonts w:ascii="Times New Roman" w:hAnsi="Times New Roman"/>
-          <w:sz w:val="26"/>
-        </w:rPr>
-        <w:t>Tổng số tiền</w:t>
-      </w:r>
-      <w:r>
-        <w:rPr>
-          <w:rFonts w:ascii="Times New Roman" w:hAnsi="Times New Roman"/>
-          <w:sz w:val="26"/>
-        </w:rPr>
-        <w:t xml:space="preserve"> duyệt </w:t>
-      </w:r>
-      <w:r>
-        <w:rPr>
-          <w:rFonts w:ascii="Times New Roman" w:hAnsi="Times New Roman"/>
-          <w:sz w:val="26"/>
-        </w:rPr>
-        <w:t xml:space="preserve">cho vay: {{tienso}} đồng. </w:t>
-      </w:r>
-    </w:p>
-    <w:p>
-      <w:pPr>
-        <w:rPr>
-          <w:rFonts w:ascii="Times New Roman" w:hAnsi="Times New Roman"/>
-          <w:sz w:val="26"/>
-        </w:rPr>
-      </w:pPr>
-      <w:r>
-        <w:rPr>
-          <w:rFonts w:ascii="Times New Roman" w:hAnsi="Times New Roman"/>
-          <w:sz w:val="26"/>
-        </w:rPr>
-        <w:t xml:space="preserve">     </w:t>
-      </w:r>
-      <w:r>
-        <w:rPr>
-          <w:rFonts w:ascii="Times New Roman" w:hAnsi="Times New Roman"/>
-          <w:sz w:val="26"/>
-        </w:rPr>
-        <w:t>Bằng chữ</w:t>
-      </w:r>
-      <w:r>
-        <w:rPr>
-          <w:rFonts w:ascii="Times New Roman" w:hAnsi="Times New Roman"/>
-          <w:sz w:val="26"/>
-        </w:rPr>
-        <w:t>: {{tc}}</w:t>
+        <w:t xml:space="preserve">b) </w:t>
+      </w:r>
+      <w:r>
+        <w:rPr>
+          <w:rFonts w:ascii="Times New Roman" w:hAnsi="Times New Roman"/>
+          <w:sz w:val="26"/>
+        </w:rPr>
+        <w:t>Lãi suấ</w:t>
+      </w:r>
+      <w:r>
+        <w:rPr>
+          <w:rFonts w:ascii="Times New Roman" w:hAnsi="Times New Roman"/>
+          <w:sz w:val="26"/>
+        </w:rPr>
+        <w:t>t cho vay</w:t>
+      </w:r>
+      <w:r>
+        <w:rPr>
+          <w:rFonts w:ascii="Times New Roman" w:hAnsi="Times New Roman"/>
+          <w:sz w:val="26"/>
+        </w:rPr>
+        <w:t xml:space="preserve"> là</w:t>
+      </w:r>
+      <w:r>
+        <w:rPr>
+          <w:rFonts w:ascii="Times New Roman" w:hAnsi="Times New Roman"/>
+          <w:sz w:val="26"/>
+        </w:rPr>
+        <w:t>:</w:t>
+      </w:r>
+      <w:r>
+        <w:rPr>
+          <w:rFonts w:ascii="Times New Roman" w:hAnsi="Times New Roman"/>
+          <w:sz w:val="26"/>
+        </w:rPr>
+        <w:t xml:space="preserve"> {{ls}}</w:t>
+      </w:r>
+      <w:r>
+        <w:rPr>
+          <w:rFonts w:ascii="Times New Roman" w:hAnsi="Times New Roman"/>
+          <w:sz w:val="26"/>
+        </w:rPr>
+        <w:t xml:space="preserve"> tại thời điểm thỏa thuận giữa Quỹ tín dụng nhân dân Thái Học với khách hàng được áp dụng theo nghị quyết hoặc quyết định của hội đồng quản trị về lãi suất cho vay</w:t>
       </w:r>
       <w:r>
         <w:rPr>
@@ -1028,60 +1257,32 @@
     </w:p>
     <w:p>
       <w:pPr>
-        <w:rPr>
-          <w:rFonts w:ascii="Times New Roman" w:hAnsi="Times New Roman"/>
-          <w:sz w:val="26"/>
-        </w:rPr>
-      </w:pPr>
-      <w:r>
-        <w:rPr>
-          <w:rFonts w:ascii="Times New Roman" w:hAnsi="Times New Roman"/>
-          <w:sz w:val="26"/>
-        </w:rPr>
-        <w:t xml:space="preserve">     </w:t>
-      </w:r>
-      <w:r>
-        <w:rPr>
-          <w:rFonts w:ascii="Times New Roman" w:hAnsi="Times New Roman"/>
-          <w:sz w:val="26"/>
-        </w:rPr>
-        <w:t>Mục đích sử dụng vốn: {{mdvay}}.</w:t>
-      </w:r>
-    </w:p>
-    <w:p>
-      <w:pPr>
-        <w:rPr>
-          <w:rFonts w:ascii="Times New Roman" w:hAnsi="Times New Roman"/>
-          <w:sz w:val="26"/>
-        </w:rPr>
-      </w:pPr>
-      <w:r>
-        <w:rPr>
-          <w:rFonts w:ascii="Times New Roman" w:hAnsi="Times New Roman"/>
-          <w:sz w:val="26"/>
-        </w:rPr>
-        <w:t xml:space="preserve">     </w:t>
-      </w:r>
-      <w:r>
-        <w:rPr>
-          <w:rFonts w:ascii="Times New Roman" w:hAnsi="Times New Roman"/>
-          <w:sz w:val="26"/>
-        </w:rPr>
-        <w:t>Thời hạn vay vố</w:t>
-      </w:r>
-      <w:r>
-        <w:rPr>
-          <w:rFonts w:ascii="Times New Roman" w:hAnsi="Times New Roman"/>
-          <w:sz w:val="26"/>
-        </w:rPr>
-        <w:t>n: {{thv}}</w:t>
-      </w:r>
-      <w:r>
-        <w:rPr>
-          <w:rFonts w:ascii="Times New Roman" w:hAnsi="Times New Roman"/>
-          <w:sz w:val="26"/>
-        </w:rPr>
-        <w:t xml:space="preserve"> Năm</w:t>
+        <w:spacing w:after="0" w:line="288" w:lineRule="auto"/>
+        <w:rPr>
+          <w:rFonts w:ascii="Times New Roman" w:hAnsi="Times New Roman"/>
+          <w:sz w:val="26"/>
+        </w:rPr>
+      </w:pPr>
+      <w:r>
+        <w:rPr>
+          <w:rFonts w:ascii="Times New Roman" w:hAnsi="Times New Roman"/>
+          <w:sz w:val="26"/>
+        </w:rPr>
+        <w:t>c</w:t>
+      </w:r>
+      <w:r>
+        <w:rPr>
+          <w:rFonts w:ascii="Times New Roman" w:hAnsi="Times New Roman"/>
+          <w:sz w:val="26"/>
+        </w:rPr>
+        <w:t>)</w:t>
+      </w:r>
+      <w:r>
+        <w:rPr>
+          <w:rFonts w:ascii="Times New Roman" w:hAnsi="Times New Roman"/>
+          <w:sz w:val="26"/>
+        </w:rPr>
+        <w:t xml:space="preserve"> Tổ chức giải ngân theo quy định</w:t>
       </w:r>
       <w:r>
         <w:rPr>
@@ -1093,59 +1294,25 @@
     </w:p>
     <w:p>
       <w:pPr>
-        <w:rPr>
-          <w:rFonts w:ascii="Times New Roman" w:hAnsi="Times New Roman"/>
-          <w:sz w:val="26"/>
-        </w:rPr>
-      </w:pPr>
-      <w:r>
-        <w:rPr>
-          <w:rFonts w:ascii="Times New Roman" w:hAnsi="Times New Roman"/>
-          <w:sz w:val="26"/>
-        </w:rPr>
-        <w:t xml:space="preserve">b) </w:t>
-      </w:r>
-      <w:r>
-        <w:rPr>
-          <w:rFonts w:ascii="Times New Roman" w:hAnsi="Times New Roman"/>
-          <w:sz w:val="26"/>
-        </w:rPr>
-        <w:t>Lãi suấ</w:t>
-      </w:r>
-      <w:r>
-        <w:rPr>
-          <w:rFonts w:ascii="Times New Roman" w:hAnsi="Times New Roman"/>
-          <w:sz w:val="26"/>
-        </w:rPr>
-        <w:t>t cho vay</w:t>
-      </w:r>
-      <w:r>
-        <w:rPr>
-          <w:rFonts w:ascii="Times New Roman" w:hAnsi="Times New Roman"/>
-          <w:sz w:val="26"/>
-        </w:rPr>
-        <w:t xml:space="preserve"> là</w:t>
-      </w:r>
-      <w:r>
-        <w:rPr>
-          <w:rFonts w:ascii="Times New Roman" w:hAnsi="Times New Roman"/>
-          <w:sz w:val="26"/>
-        </w:rPr>
-        <w:t>:</w:t>
-      </w:r>
-      <w:r>
-        <w:rPr>
-          <w:rFonts w:ascii="Times New Roman" w:hAnsi="Times New Roman"/>
-          <w:sz w:val="26"/>
-        </w:rPr>
-        <w:t xml:space="preserve"> {{ls}}</w:t>
-      </w:r>
-      <w:r>
-        <w:rPr>
-          <w:rFonts w:ascii="Times New Roman" w:hAnsi="Times New Roman"/>
-          <w:sz w:val="26"/>
-        </w:rPr>
-        <w:t xml:space="preserve"> tại thời điểm thỏa thuận giữa Quỹ tín dụng nhân dân Thái Học với khách hàng được áp dụng theo nghị quyết hoặc quyết định của hội đồng quản trị về lãi suất cho vay</w:t>
+        <w:spacing w:after="0" w:line="288" w:lineRule="auto"/>
+        <w:rPr>
+          <w:rFonts w:ascii="Times New Roman" w:hAnsi="Times New Roman"/>
+          <w:sz w:val="26"/>
+        </w:rPr>
+      </w:pPr>
+      <w:r>
+        <w:rPr>
+          <w:rFonts w:ascii="Times New Roman" w:hAnsi="Times New Roman"/>
+          <w:sz w:val="26"/>
+        </w:rPr>
+        <w:t>d</w:t>
+      </w:r>
+      <w:r>
+        <w:rPr>
+          <w:rFonts w:ascii="Times New Roman" w:hAnsi="Times New Roman"/>
+          <w:sz w:val="26"/>
+        </w:rPr>
+        <w:t>) Giao cán bộ tín dụng, Ban kiểm soát thực hiện việc theo dõi giám sát khoản vay theo quy định</w:t>
       </w:r>
       <w:r>
         <w:rPr>
@@ -1157,108 +1324,7 @@
     </w:p>
     <w:p>
       <w:pPr>
-        <w:rPr>
-          <w:rFonts w:ascii="Times New Roman" w:hAnsi="Times New Roman"/>
-          <w:sz w:val="26"/>
-        </w:rPr>
-      </w:pPr>
-      <w:r>
-        <w:rPr>
-          <w:rFonts w:ascii="Times New Roman" w:hAnsi="Times New Roman"/>
-          <w:sz w:val="26"/>
-        </w:rPr>
-        <w:t>c) Gia</w:t>
-      </w:r>
-      <w:r>
-        <w:rPr>
-          <w:rFonts w:ascii="Times New Roman" w:hAnsi="Times New Roman"/>
-          <w:sz w:val="26"/>
-        </w:rPr>
-        <w:t>o</w:t>
-      </w:r>
-      <w:r>
-        <w:rPr>
-          <w:rFonts w:ascii="Times New Roman" w:hAnsi="Times New Roman"/>
-          <w:sz w:val="26"/>
-        </w:rPr>
-        <w:t xml:space="preserve"> cho giám đốc tổ chức thực hiện:</w:t>
-      </w:r>
-    </w:p>
-    <w:p>
-      <w:pPr>
-        <w:rPr>
-          <w:rFonts w:ascii="Times New Roman" w:hAnsi="Times New Roman"/>
-          <w:sz w:val="26"/>
-        </w:rPr>
-      </w:pPr>
-      <w:r>
-        <w:rPr>
-          <w:rFonts w:ascii="Times New Roman" w:hAnsi="Times New Roman"/>
-          <w:sz w:val="26"/>
-        </w:rPr>
-        <w:t>- Kiểm tra lại các thủ tục pháp lý đối với khoản vay và ký kết hợp đồng thế chấp, hợp đồng tín dụng theo quy định.</w:t>
-      </w:r>
-    </w:p>
-    <w:p>
-      <w:pPr>
-        <w:rPr>
-          <w:rFonts w:ascii="Times New Roman" w:hAnsi="Times New Roman"/>
-          <w:sz w:val="26"/>
-        </w:rPr>
-      </w:pPr>
-      <w:r>
-        <w:rPr>
-          <w:rFonts w:ascii="Times New Roman" w:hAnsi="Times New Roman"/>
-          <w:sz w:val="26"/>
-        </w:rPr>
-        <w:t>d</w:t>
-      </w:r>
-      <w:r>
-        <w:rPr>
-          <w:rFonts w:ascii="Times New Roman" w:hAnsi="Times New Roman"/>
-          <w:sz w:val="26"/>
-        </w:rPr>
-        <w:t>)</w:t>
-      </w:r>
-      <w:r>
-        <w:rPr>
-          <w:rFonts w:ascii="Times New Roman" w:hAnsi="Times New Roman"/>
-          <w:sz w:val="26"/>
-        </w:rPr>
-        <w:t xml:space="preserve"> Tổ chức giải ngân theo quy định</w:t>
-      </w:r>
-      <w:r>
-        <w:rPr>
-          <w:rFonts w:ascii="Times New Roman" w:hAnsi="Times New Roman"/>
-          <w:sz w:val="26"/>
-        </w:rPr>
-        <w:t>.</w:t>
-      </w:r>
-    </w:p>
-    <w:p>
-      <w:pPr>
-        <w:rPr>
-          <w:rFonts w:ascii="Times New Roman" w:hAnsi="Times New Roman"/>
-          <w:sz w:val="26"/>
-        </w:rPr>
-      </w:pPr>
-      <w:r>
-        <w:rPr>
-          <w:rFonts w:ascii="Times New Roman" w:hAnsi="Times New Roman"/>
-          <w:sz w:val="26"/>
-        </w:rPr>
-        <w:t>e) Giao cán bộ tín dụng, Ban kiểm soát thực hiện việc theo dõi giám sát khoản vay theo quy định</w:t>
-      </w:r>
-      <w:r>
-        <w:rPr>
-          <w:rFonts w:ascii="Times New Roman" w:hAnsi="Times New Roman"/>
-          <w:sz w:val="26"/>
-        </w:rPr>
-        <w:t>.</w:t>
-      </w:r>
-    </w:p>
-    <w:p>
-      <w:pPr>
+        <w:spacing w:after="0" w:line="288" w:lineRule="auto"/>
         <w:rPr>
           <w:rFonts w:ascii="Times New Roman" w:hAnsi="Times New Roman"/>
           <w:sz w:val="26"/>
@@ -1274,6 +1340,7 @@
     </w:p>
     <w:p>
       <w:pPr>
+        <w:spacing w:after="0" w:line="288" w:lineRule="auto"/>
         <w:ind w:firstLine="720"/>
         <w:rPr>
           <w:rFonts w:ascii="Times New Roman" w:hAnsi="Times New Roman"/>
@@ -1357,6 +1424,7 @@
     </w:p>
     <w:p>
       <w:pPr>
+        <w:spacing w:after="0" w:line="288" w:lineRule="auto"/>
         <w:rPr>
           <w:rFonts w:ascii="Times New Roman" w:hAnsi="Times New Roman"/>
           <w:i/>
@@ -1446,6 +1514,7 @@
     </w:p>
     <w:p>
       <w:pPr>
+        <w:spacing w:after="0" w:line="288" w:lineRule="auto"/>
         <w:rPr>
           <w:rFonts w:ascii="Times New Roman" w:hAnsi="Times New Roman"/>
           <w:i/>
@@ -1455,6 +1524,7 @@
     </w:p>
     <w:p>
       <w:pPr>
+        <w:spacing w:after="0" w:line="288" w:lineRule="auto"/>
         <w:rPr>
           <w:rFonts w:ascii="Times New Roman" w:hAnsi="Times New Roman"/>
           <w:i/>
@@ -1464,6 +1534,7 @@
     </w:p>
     <w:p>
       <w:pPr>
+        <w:spacing w:after="0" w:line="288" w:lineRule="auto"/>
         <w:rPr>
           <w:rFonts w:ascii="Times New Roman" w:hAnsi="Times New Roman"/>
           <w:i/>
@@ -1473,6 +1544,7 @@
     </w:p>
     <w:p>
       <w:pPr>
+        <w:spacing w:after="0" w:line="288" w:lineRule="auto"/>
         <w:rPr>
           <w:rFonts w:ascii="Times New Roman" w:hAnsi="Times New Roman"/>
           <w:sz w:val="26"/>
